--- a/CMA-003/F-RD-04 Software Test For AirCon. CMA-003.docx
+++ b/CMA-003/F-RD-04 Software Test For AirCon. CMA-003.docx
@@ -1,6 +1,6 @@
 
 <file path=word/document.xml><?xml version="1.0" encoding="utf-8"?>
-<w:document xmlns:wpc="http://schemas.microsoft.com/office/word/2010/wordprocessingCanvas" xmlns:cx="http://schemas.microsoft.com/office/drawing/2014/chartex" xmlns:cx1="http://schemas.microsoft.com/office/drawing/2015/9/8/chartex" xmlns:cx2="http://schemas.microsoft.com/office/drawing/2015/10/21/chartex" xmlns:cx3="http://schemas.microsoft.com/office/drawing/2016/5/9/chartex" xmlns:cx4="http://schemas.microsoft.com/office/drawing/2016/5/10/chartex" xmlns:cx5="http://schemas.microsoft.com/office/drawing/2016/5/11/chartex" xmlns:cx6="http://schemas.microsoft.com/office/drawing/2016/5/12/chartex" xmlns:cx7="http://schemas.microsoft.com/office/drawing/2016/5/13/chartex" xmlns:cx8="http://schemas.microsoft.com/office/drawing/2016/5/14/chartex" xmlns:mc="http://schemas.openxmlformats.org/markup-compatibility/2006" xmlns:aink="http://schemas.microsoft.com/office/drawing/2016/ink" xmlns:am3d="http://schemas.microsoft.com/office/drawing/2017/model3d" xmlns:o="urn:schemas-microsoft-com:office:office" xmlns:r="http://schemas.openxmlformats.org/officeDocument/2006/relationships" xmlns:m="http://schemas.openxmlformats.org/officeDocument/2006/math" xmlns:v="urn:schemas-microsoft-com:vml" xmlns:wp14="http://schemas.microsoft.com/office/word/2010/wordprocessingDrawing" xmlns:wp="http://schemas.openxmlformats.org/drawingml/2006/wordprocessingDrawing" xmlns:w10="urn:schemas-microsoft-com:office:word" xmlns:w="http://schemas.openxmlformats.org/wordprocessingml/2006/main" xmlns:w14="http://schemas.microsoft.com/office/word/2010/wordml" xmlns:w15="http://schemas.microsoft.com/office/word/2012/wordml" xmlns:w16cex="http://schemas.microsoft.com/office/word/2018/wordml/cex" xmlns:w16cid="http://schemas.microsoft.com/office/word/2016/wordml/cid" xmlns:w16="http://schemas.microsoft.com/office/word/2018/wordml" xmlns:w16se="http://schemas.microsoft.com/office/word/2015/wordml/symex" xmlns:wpg="http://schemas.microsoft.com/office/word/2010/wordprocessingGroup" xmlns:wpi="http://schemas.microsoft.com/office/word/2010/wordprocessingInk" xmlns:wne="http://schemas.microsoft.com/office/word/2006/wordml" xmlns:wps="http://schemas.microsoft.com/office/word/2010/wordprocessingShape" mc:Ignorable="w14 w15 w16se w16cid w16 w16cex wp14">
+<w:document xmlns:wpc="http://schemas.microsoft.com/office/word/2010/wordprocessingCanvas" xmlns:cx="http://schemas.microsoft.com/office/drawing/2014/chartex" xmlns:cx1="http://schemas.microsoft.com/office/drawing/2015/9/8/chartex" xmlns:cx2="http://schemas.microsoft.com/office/drawing/2015/10/21/chartex" xmlns:cx3="http://schemas.microsoft.com/office/drawing/2016/5/9/chartex" xmlns:cx4="http://schemas.microsoft.com/office/drawing/2016/5/10/chartex" xmlns:cx5="http://schemas.microsoft.com/office/drawing/2016/5/11/chartex" xmlns:cx6="http://schemas.microsoft.com/office/drawing/2016/5/12/chartex" xmlns:cx7="http://schemas.microsoft.com/office/drawing/2016/5/13/chartex" xmlns:cx8="http://schemas.microsoft.com/office/drawing/2016/5/14/chartex" xmlns:mc="http://schemas.openxmlformats.org/markup-compatibility/2006" xmlns:aink="http://schemas.microsoft.com/office/drawing/2016/ink" xmlns:am3d="http://schemas.microsoft.com/office/drawing/2017/model3d" xmlns:o="urn:schemas-microsoft-com:office:office" xmlns:oel="http://schemas.microsoft.com/office/2019/extlst" xmlns:r="http://schemas.openxmlformats.org/officeDocument/2006/relationships" xmlns:m="http://schemas.openxmlformats.org/officeDocument/2006/math" xmlns:v="urn:schemas-microsoft-com:vml" xmlns:wp14="http://schemas.microsoft.com/office/word/2010/wordprocessingDrawing" xmlns:wp="http://schemas.openxmlformats.org/drawingml/2006/wordprocessingDrawing" xmlns:w10="urn:schemas-microsoft-com:office:word" xmlns:w="http://schemas.openxmlformats.org/wordprocessingml/2006/main" xmlns:w14="http://schemas.microsoft.com/office/word/2010/wordml" xmlns:w15="http://schemas.microsoft.com/office/word/2012/wordml" xmlns:w16cex="http://schemas.microsoft.com/office/word/2018/wordml/cex" xmlns:w16cid="http://schemas.microsoft.com/office/word/2016/wordml/cid" xmlns:w16="http://schemas.microsoft.com/office/word/2018/wordml" xmlns:w16du="http://schemas.microsoft.com/office/word/2023/wordml/word16du" xmlns:w16sdtdh="http://schemas.microsoft.com/office/word/2020/wordml/sdtdatahash" xmlns:w16sdtfl="http://schemas.microsoft.com/office/word/2024/wordml/sdtformatlock" xmlns:w16se="http://schemas.microsoft.com/office/word/2015/wordml/symex" xmlns:wpg="http://schemas.microsoft.com/office/word/2010/wordprocessingGroup" xmlns:wpi="http://schemas.microsoft.com/office/word/2010/wordprocessingInk" xmlns:wne="http://schemas.microsoft.com/office/word/2006/wordml" xmlns:wps="http://schemas.microsoft.com/office/word/2010/wordprocessingShape" mc:Ignorable="w14 w15 w16se w16cid w16 w16cex w16sdtdh w16sdtfl w16du wp14">
   <w:body>
     <w:p>
       <w:pPr>
@@ -211,60 +211,9 @@
           <w:color w:val="000000"/>
           <w:sz w:val="24"/>
           <w:szCs w:val="24"/>
-        </w:rPr>
-        <w:t xml:space="preserve">Software </w:t>
-      </w:r>
-      <w:r>
-        <w:rPr>
-          <w:rFonts w:asciiTheme="minorBidi" w:hAnsiTheme="minorBidi" w:cstheme="minorBidi"/>
-          <w:color w:val="000000"/>
-          <w:sz w:val="24"/>
-          <w:szCs w:val="24"/>
-          <w:cs/>
-        </w:rPr>
-        <w:t xml:space="preserve">ทดสอบ </w:t>
-      </w:r>
-      <w:r>
-        <w:rPr>
-          <w:rFonts w:asciiTheme="minorBidi" w:hAnsiTheme="minorBidi" w:cstheme="minorBidi"/>
-          <w:color w:val="000000"/>
-          <w:sz w:val="24"/>
-          <w:szCs w:val="24"/>
-          <w:lang w:val="en-US"/>
-        </w:rPr>
-        <w:t xml:space="preserve">Inspect </w:t>
-      </w:r>
-      <w:r>
-        <w:rPr>
-          <w:rFonts w:asciiTheme="minorBidi" w:hAnsiTheme="minorBidi" w:cstheme="minorBidi"/>
-          <w:color w:val="000000"/>
-          <w:sz w:val="24"/>
-          <w:szCs w:val="24"/>
-          <w:cs/>
-          <w:lang w:val="en-US"/>
-        </w:rPr>
-        <w:t>สินค้า</w:t>
-      </w:r>
-      <w:r>
-        <w:rPr>
-          <w:rFonts w:asciiTheme="minorBidi" w:hAnsiTheme="minorBidi" w:cstheme="minorBidi" w:hint="cs"/>
-          <w:color w:val="000000"/>
-          <w:sz w:val="24"/>
-          <w:szCs w:val="24"/>
-          <w:cs/>
-          <w:lang w:val="en-US"/>
-        </w:rPr>
-        <w:t xml:space="preserve"> </w:t>
-      </w:r>
-      <w:r>
-        <w:rPr>
-          <w:rFonts w:asciiTheme="minorBidi" w:hAnsiTheme="minorBidi" w:cstheme="minorBidi"/>
-          <w:color w:val="000000"/>
-          <w:sz w:val="24"/>
-          <w:szCs w:val="24"/>
-          <w:lang w:val="en-US"/>
-        </w:rPr>
-        <w:t>CMA-003</w:t>
+          <w:lang w:val="en-US"/>
+        </w:rPr>
+        <w:t>Ari Control</w:t>
       </w:r>
     </w:p>
     <w:p>
@@ -428,7 +377,7 @@
               </wp:anchor>
             </w:drawing>
           </mc:Choice>
-          <mc:Fallback xmlns:oel="http://schemas.microsoft.com/office/2019/extlst" xmlns:w16du="http://schemas.microsoft.com/office/word/2023/wordml/word16du" xmlns:w16sdtdh="http://schemas.microsoft.com/office/word/2020/wordml/sdtdatahash" xmlns:w16sdtfl="http://schemas.microsoft.com/office/word/2024/wordml/sdtformatlock">
+          <mc:Fallback>
             <w:pict>
               <v:rect w14:anchorId="3E57CAA9" id="Rectangle 2" o:spid="_x0000_s1026" style="position:absolute;left:0;text-align:left;margin-left:368.4pt;margin-top:.3pt;width:16.9pt;height:16.55pt;z-index:251664384;visibility:visible;mso-wrap-style:square;mso-wrap-distance-left:9pt;mso-wrap-distance-top:0;mso-wrap-distance-right:9pt;mso-wrap-distance-bottom:0;mso-position-horizontal:absolute;mso-position-horizontal-relative:text;mso-position-vertical:absolute;mso-position-vertical-relative:text;v-text-anchor:middle" o:gfxdata="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">
                 <v:stroke startarrowwidth="narrow" startarrowlength="short" endarrowwidth="narrow" endarrowlength="short"/>
@@ -512,7 +461,7 @@
               </wp:anchor>
             </w:drawing>
           </mc:Choice>
-          <mc:Fallback xmlns:oel="http://schemas.microsoft.com/office/2019/extlst" xmlns:w16du="http://schemas.microsoft.com/office/word/2023/wordml/word16du" xmlns:w16sdtdh="http://schemas.microsoft.com/office/word/2020/wordml/sdtdatahash" xmlns:w16sdtfl="http://schemas.microsoft.com/office/word/2024/wordml/sdtformatlock">
+          <mc:Fallback>
             <w:pict>
               <v:rect w14:anchorId="1E81C77D" id="Rectangle 1" o:spid="_x0000_s1027" style="position:absolute;left:0;text-align:left;margin-left:275.4pt;margin-top:.6pt;width:16.9pt;height:16.55pt;z-index:251662336;visibility:visible;mso-wrap-style:square;mso-wrap-distance-left:9pt;mso-wrap-distance-top:0;mso-wrap-distance-right:9pt;mso-wrap-distance-bottom:0;mso-position-horizontal:absolute;mso-position-horizontal-relative:text;mso-position-vertical:absolute;mso-position-vertical-relative:text;v-text-anchor:middle" o:gfxdata="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">
                 <v:stroke startarrowwidth="narrow" startarrowlength="short" endarrowwidth="narrow" endarrowlength="short"/>
@@ -596,7 +545,7 @@
               </wp:anchor>
             </w:drawing>
           </mc:Choice>
-          <mc:Fallback xmlns:oel="http://schemas.microsoft.com/office/2019/extlst" xmlns:w16du="http://schemas.microsoft.com/office/word/2023/wordml/word16du" xmlns:w16sdtdh="http://schemas.microsoft.com/office/word/2020/wordml/sdtdatahash" xmlns:w16sdtfl="http://schemas.microsoft.com/office/word/2024/wordml/sdtformatlock">
+          <mc:Fallback>
             <w:pict>
               <v:rect w14:anchorId="6012FFD4" id="Rectangle 1026" o:spid="_x0000_s1028" style="position:absolute;left:0;text-align:left;margin-left:163.75pt;margin-top:.4pt;width:16.9pt;height:16.55pt;z-index:251659264;visibility:visible;mso-wrap-style:square;mso-wrap-distance-left:9pt;mso-wrap-distance-top:0;mso-wrap-distance-right:9pt;mso-wrap-distance-bottom:0;mso-position-horizontal:absolute;mso-position-horizontal-relative:text;mso-position-vertical:absolute;mso-position-vertical-relative:text;v-text-anchor:middle" o:gfxdata="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">
                 <v:stroke startarrowwidth="narrow" startarrowlength="short" endarrowwidth="narrow" endarrowlength="short"/>
@@ -680,7 +629,7 @@
               </wp:anchor>
             </w:drawing>
           </mc:Choice>
-          <mc:Fallback xmlns:oel="http://schemas.microsoft.com/office/2019/extlst" xmlns:w16du="http://schemas.microsoft.com/office/word/2023/wordml/word16du" xmlns:w16sdtdh="http://schemas.microsoft.com/office/word/2020/wordml/sdtdatahash" xmlns:w16sdtfl="http://schemas.microsoft.com/office/word/2024/wordml/sdtformatlock">
+          <mc:Fallback>
             <w:pict>
               <v:rect w14:anchorId="0FEE3E97" id="Rectangle 1027" o:spid="_x0000_s1029" style="position:absolute;left:0;text-align:left;margin-left:92.35pt;margin-top:1pt;width:16.9pt;height:16.55pt;z-index:251658240;visibility:visible;mso-wrap-style:square;mso-wrap-distance-left:9pt;mso-wrap-distance-top:0;mso-wrap-distance-right:9pt;mso-wrap-distance-bottom:0;mso-position-horizontal:absolute;mso-position-horizontal-relative:text;mso-position-vertical:absolute;mso-position-vertical-relative:text;v-text-anchor:middle" o:gfxdata="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">
                 <v:stroke startarrowwidth="narrow" startarrowlength="short" endarrowwidth="narrow" endarrowlength="short"/>
@@ -894,8 +843,6 @@
         </w:rPr>
         <w:t>Final Prototype 1</w:t>
       </w:r>
-      <w:bookmarkStart w:id="1" w:name="_GoBack"/>
-      <w:bookmarkEnd w:id="1"/>
     </w:p>
     <w:tbl>
       <w:tblPr>
@@ -1281,7 +1228,7 @@
                 <w:tab w:val="left" w:pos="1713"/>
               </w:tabs>
               <w:rPr>
-                <w:rFonts w:asciiTheme="minorBidi" w:hAnsiTheme="minorBidi" w:cstheme="minorBidi" w:hint="cs"/>
+                <w:rFonts w:asciiTheme="minorBidi" w:hAnsiTheme="minorBidi" w:cstheme="minorBidi"/>
                 <w:color w:val="000000"/>
                 <w:sz w:val="24"/>
                 <w:szCs w:val="24"/>
@@ -1294,17 +1241,7 @@
                 <w:sz w:val="24"/>
                 <w:szCs w:val="24"/>
               </w:rPr>
-              <w:t>151</w:t>
-            </w:r>
-            <w:r>
-              <w:rPr>
-                <w:rFonts w:asciiTheme="minorBidi" w:hAnsiTheme="minorBidi" w:cstheme="minorBidi" w:hint="cs"/>
-                <w:color w:val="000000"/>
-                <w:sz w:val="24"/>
-                <w:szCs w:val="24"/>
-                <w:cs/>
-              </w:rPr>
-              <w:t>09</w:t>
+              <w:t>15106</w:t>
             </w:r>
           </w:p>
         </w:tc>
@@ -1979,7 +1916,7 @@
           <w:szCs w:val="24"/>
         </w:rPr>
         <w:drawing>
-          <wp:anchor distT="0" distB="0" distL="114300" distR="114300" simplePos="0" relativeHeight="251784192" behindDoc="1" locked="0" layoutInCell="1" allowOverlap="1" wp14:anchorId="0F6686D5" wp14:editId="6EE32AB5">
+          <wp:anchor distT="0" distB="0" distL="114300" distR="114300" simplePos="0" relativeHeight="251784192" behindDoc="1" locked="0" layoutInCell="1" allowOverlap="1" wp14:anchorId="0F6686D5" wp14:editId="16D04AB8">
             <wp:simplePos x="0" y="0"/>
             <wp:positionH relativeFrom="page">
               <wp:align>center</wp:align>
@@ -2553,7 +2490,7 @@
               </wp:anchor>
             </w:drawing>
           </mc:Choice>
-          <mc:Fallback xmlns:oel="http://schemas.microsoft.com/office/2019/extlst" xmlns:w16du="http://schemas.microsoft.com/office/word/2023/wordml/word16du" xmlns:w16sdtdh="http://schemas.microsoft.com/office/word/2020/wordml/sdtdatahash" xmlns:w16sdtfl="http://schemas.microsoft.com/office/word/2024/wordml/sdtformatlock">
+          <mc:Fallback>
             <w:pict>
               <v:rect w14:anchorId="198873B6" id="Rectangle 1" o:spid="_x0000_s1026" style="position:absolute;margin-left:309pt;margin-top:50.55pt;width:26.95pt;height:27.7pt;z-index:251685888;visibility:visible;mso-wrap-style:square;mso-width-percent:0;mso-height-percent:0;mso-wrap-distance-left:9pt;mso-wrap-distance-top:0;mso-wrap-distance-right:9pt;mso-wrap-distance-bottom:0;mso-position-horizontal:absolute;mso-position-horizontal-relative:text;mso-position-vertical:absolute;mso-position-vertical-relative:text;mso-width-percent:0;mso-height-percent:0;mso-width-relative:margin;mso-height-relative:margin;v-text-anchor:middle" o:gfxdata="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" filled="f" strokecolor="#c00000" strokeweight="2pt"/>
             </w:pict>
@@ -2635,7 +2572,7 @@
               </wp:anchor>
             </w:drawing>
           </mc:Choice>
-          <mc:Fallback xmlns:oel="http://schemas.microsoft.com/office/2019/extlst" xmlns:w16du="http://schemas.microsoft.com/office/word/2023/wordml/word16du" xmlns:w16sdtdh="http://schemas.microsoft.com/office/word/2020/wordml/sdtdatahash" xmlns:w16sdtfl="http://schemas.microsoft.com/office/word/2024/wordml/sdtformatlock">
+          <mc:Fallback>
             <w:pict>
               <v:rect w14:anchorId="456AB160" id="Rectangle 1" o:spid="_x0000_s1026" style="position:absolute;margin-left:31pt;margin-top:50.15pt;width:274.4pt;height:28.25pt;z-index:251675648;visibility:visible;mso-wrap-style:square;mso-width-percent:0;mso-height-percent:0;mso-wrap-distance-left:9pt;mso-wrap-distance-top:0;mso-wrap-distance-right:9pt;mso-wrap-distance-bottom:0;mso-position-horizontal:absolute;mso-position-horizontal-relative:text;mso-position-vertical:absolute;mso-position-vertical-relative:text;mso-width-percent:0;mso-height-percent:0;mso-width-relative:margin;mso-height-relative:margin;v-text-anchor:middle" o:gfxdata="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" filled="f" strokecolor="#c00000" strokeweight="2pt"/>
             </w:pict>
@@ -2716,7 +2653,7 @@
               </wp:anchor>
             </w:drawing>
           </mc:Choice>
-          <mc:Fallback xmlns:oel="http://schemas.microsoft.com/office/2019/extlst" xmlns:w16du="http://schemas.microsoft.com/office/word/2023/wordml/word16du" xmlns:w16sdtdh="http://schemas.microsoft.com/office/word/2020/wordml/sdtdatahash" xmlns:w16sdtfl="http://schemas.microsoft.com/office/word/2024/wordml/sdtformatlock">
+          <mc:Fallback>
             <w:pict>
               <v:rect w14:anchorId="6ADE7425" id="Rectangle 1" o:spid="_x0000_s1026" style="position:absolute;margin-left:376.65pt;margin-top:47.45pt;width:89.6pt;height:76.95pt;z-index:251679744;visibility:visible;mso-wrap-style:square;mso-width-percent:0;mso-height-percent:0;mso-wrap-distance-left:9pt;mso-wrap-distance-top:0;mso-wrap-distance-right:9pt;mso-wrap-distance-bottom:0;mso-position-horizontal:absolute;mso-position-horizontal-relative:text;mso-position-vertical:absolute;mso-position-vertical-relative:text;mso-width-percent:0;mso-height-percent:0;mso-width-relative:margin;mso-height-relative:margin;v-text-anchor:middle" o:gfxdata="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" filled="f" strokecolor="#c00000" strokeweight="2pt"/>
             </w:pict>
@@ -2820,7 +2757,7 @@
               </wp:anchor>
             </w:drawing>
           </mc:Choice>
-          <mc:Fallback xmlns:oel="http://schemas.microsoft.com/office/2019/extlst" xmlns:w16du="http://schemas.microsoft.com/office/word/2023/wordml/word16du" xmlns:w16sdtdh="http://schemas.microsoft.com/office/word/2020/wordml/sdtdatahash" xmlns:w16sdtfl="http://schemas.microsoft.com/office/word/2024/wordml/sdtformatlock">
+          <mc:Fallback>
             <w:pict>
               <v:shapetype w14:anchorId="11C2D4E5" id="_x0000_t202" coordsize="21600,21600" o:spt="202" path="m,l,21600r21600,l21600,xe">
                 <v:stroke joinstyle="miter"/>
@@ -2955,7 +2892,7 @@
               </wp:anchor>
             </w:drawing>
           </mc:Choice>
-          <mc:Fallback xmlns:oel="http://schemas.microsoft.com/office/2019/extlst" xmlns:w16du="http://schemas.microsoft.com/office/word/2023/wordml/word16du" xmlns:w16sdtdh="http://schemas.microsoft.com/office/word/2020/wordml/sdtdatahash" xmlns:w16sdtfl="http://schemas.microsoft.com/office/word/2024/wordml/sdtformatlock">
+          <mc:Fallback>
             <w:pict>
               <v:shape w14:anchorId="735BEC6B" id="_x0000_s1031" type="#_x0000_t202" style="position:absolute;left:0;text-align:left;margin-left:12.9pt;margin-top:34.85pt;width:25.35pt;height:29.65pt;z-index:-251628544;visibility:visible;mso-wrap-style:square;mso-width-percent:0;mso-height-percent:0;mso-wrap-distance-left:9pt;mso-wrap-distance-top:3.6pt;mso-wrap-distance-right:9pt;mso-wrap-distance-bottom:3.6pt;mso-position-horizontal:absolute;mso-position-horizontal-relative:text;mso-position-vertical:absolute;mso-position-vertical-relative:text;mso-width-percent:0;mso-height-percent:0;mso-width-relative:margin;mso-height-relative:margin;v-text-anchor:top" o:gfxdata="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" filled="f" stroked="f">
                 <v:textbox>
@@ -2997,7 +2934,7 @@
           <w:szCs w:val="24"/>
         </w:rPr>
         <w:drawing>
-          <wp:anchor distT="0" distB="0" distL="114300" distR="114300" simplePos="0" relativeHeight="251657215" behindDoc="1" locked="0" layoutInCell="1" allowOverlap="1" wp14:anchorId="2D151225" wp14:editId="2981AD54">
+          <wp:anchor distT="0" distB="0" distL="114300" distR="114300" simplePos="0" relativeHeight="251657215" behindDoc="1" locked="0" layoutInCell="1" allowOverlap="1" wp14:anchorId="2D151225" wp14:editId="4C5FEB3C">
             <wp:simplePos x="0" y="0"/>
             <wp:positionH relativeFrom="margin">
               <wp:align>left</wp:align>
@@ -3159,7 +3096,7 @@
               </wp:anchor>
             </w:drawing>
           </mc:Choice>
-          <mc:Fallback xmlns:oel="http://schemas.microsoft.com/office/2019/extlst" xmlns:w16du="http://schemas.microsoft.com/office/word/2023/wordml/word16du" xmlns:w16sdtdh="http://schemas.microsoft.com/office/word/2020/wordml/sdtdatahash" xmlns:w16sdtfl="http://schemas.microsoft.com/office/word/2024/wordml/sdtformatlock">
+          <mc:Fallback>
             <w:pict>
               <v:shape w14:anchorId="470B07BE" id="_x0000_s1032" type="#_x0000_t202" style="position:absolute;left:0;text-align:left;margin-left:309.85pt;margin-top:71.35pt;width:25.35pt;height:28.55pt;z-index:-251620352;visibility:visible;mso-wrap-style:square;mso-width-percent:0;mso-height-percent:0;mso-wrap-distance-left:9pt;mso-wrap-distance-top:3.6pt;mso-wrap-distance-right:9pt;mso-wrap-distance-bottom:3.6pt;mso-position-horizontal:absolute;mso-position-horizontal-relative:text;mso-position-vertical:absolute;mso-position-vertical-relative:text;mso-width-percent:0;mso-height-percent:0;mso-width-relative:margin;mso-height-relative:margin;v-text-anchor:top" o:gfxdata="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" filled="f" stroked="f">
                 <v:textbox>
@@ -3295,7 +3232,7 @@
               </wp:anchor>
             </w:drawing>
           </mc:Choice>
-          <mc:Fallback xmlns:oel="http://schemas.microsoft.com/office/2019/extlst" xmlns:w16du="http://schemas.microsoft.com/office/word/2023/wordml/word16du" xmlns:w16sdtdh="http://schemas.microsoft.com/office/word/2020/wordml/sdtdatahash" xmlns:w16sdtfl="http://schemas.microsoft.com/office/word/2024/wordml/sdtformatlock">
+          <mc:Fallback>
             <w:pict>
               <v:shape w14:anchorId="2D66239D" id="_x0000_s1033" type="#_x0000_t202" style="position:absolute;left:0;text-align:left;margin-left:253.45pt;margin-top:80.85pt;width:25.35pt;height:29.65pt;z-index:-251624448;visibility:visible;mso-wrap-style:square;mso-width-percent:0;mso-height-percent:0;mso-wrap-distance-left:9pt;mso-wrap-distance-top:3.6pt;mso-wrap-distance-right:9pt;mso-wrap-distance-bottom:3.6pt;mso-position-horizontal:absolute;mso-position-horizontal-relative:text;mso-position-vertical:absolute;mso-position-vertical-relative:text;mso-width-percent:0;mso-height-percent:0;mso-width-relative:margin;mso-height-relative:margin;v-text-anchor:top" o:gfxdata="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" filled="f" stroked="f">
                 <v:textbox>
@@ -3437,7 +3374,7 @@
               </wp:anchor>
             </w:drawing>
           </mc:Choice>
-          <mc:Fallback xmlns:oel="http://schemas.microsoft.com/office/2019/extlst" xmlns:w16du="http://schemas.microsoft.com/office/word/2023/wordml/word16du" xmlns:w16sdtdh="http://schemas.microsoft.com/office/word/2020/wordml/sdtdatahash" xmlns:w16sdtfl="http://schemas.microsoft.com/office/word/2024/wordml/sdtformatlock">
+          <mc:Fallback>
             <w:pict>
               <v:rect w14:anchorId="5AD0EDF5" id="Rectangle 1" o:spid="_x0000_s1026" style="position:absolute;margin-left:183.25pt;margin-top:47.5pt;width:89.65pt;height:160.95pt;z-index:251677696;visibility:visible;mso-wrap-style:square;mso-width-percent:0;mso-height-percent:0;mso-wrap-distance-left:9pt;mso-wrap-distance-top:0;mso-wrap-distance-right:9pt;mso-wrap-distance-bottom:0;mso-position-horizontal:absolute;mso-position-horizontal-relative:text;mso-position-vertical:absolute;mso-position-vertical-relative:text;mso-width-percent:0;mso-height-percent:0;mso-width-relative:margin;mso-height-relative:margin;v-text-anchor:middle" o:gfxdata="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" filled="f" strokecolor="#c00000" strokeweight="2pt"/>
             </w:pict>
@@ -3870,7 +3807,7 @@
               </wp:anchor>
             </w:drawing>
           </mc:Choice>
-          <mc:Fallback xmlns:oel="http://schemas.microsoft.com/office/2019/extlst" xmlns:w16du="http://schemas.microsoft.com/office/word/2023/wordml/word16du" xmlns:w16sdtdh="http://schemas.microsoft.com/office/word/2020/wordml/sdtdatahash" xmlns:w16sdtfl="http://schemas.microsoft.com/office/word/2024/wordml/sdtformatlock">
+          <mc:Fallback>
             <w:pict>
               <v:shapetype w14:anchorId="4485ABD7" id="_x0000_t34" coordsize="21600,21600" o:spt="34" o:oned="t" adj="10800" path="m,l@0,0@0,21600,21600,21600e" filled="f">
                 <v:stroke joinstyle="miter"/>
@@ -4095,16 +4032,8 @@
         <w:rPr>
           <w:rFonts w:asciiTheme="minorBidi" w:hAnsiTheme="minorBidi" w:cstheme="minorBidi"/>
         </w:rPr>
-        <w:t xml:space="preserve"> </w:t>
-      </w:r>
-      <w:proofErr w:type="spellStart"/>
-      <w:r>
-        <w:rPr>
-          <w:rFonts w:asciiTheme="minorBidi" w:hAnsiTheme="minorBidi" w:cstheme="minorBidi"/>
-        </w:rPr>
-        <w:t>DocRef</w:t>
-      </w:r>
-      <w:proofErr w:type="spellEnd"/>
+        <w:t xml:space="preserve"> DocRef</w:t>
+      </w:r>
       <w:r>
         <w:rPr>
           <w:rFonts w:asciiTheme="minorBidi" w:hAnsiTheme="minorBidi" w:cstheme="minorBidi"/>
@@ -4315,7 +4244,7 @@
           <w:szCs w:val="24"/>
         </w:rPr>
         <w:drawing>
-          <wp:anchor distT="0" distB="0" distL="114300" distR="114300" simplePos="0" relativeHeight="251701248" behindDoc="0" locked="0" layoutInCell="1" allowOverlap="1" wp14:anchorId="00082C5B" wp14:editId="6317F793">
+          <wp:anchor distT="0" distB="0" distL="114300" distR="114300" simplePos="0" relativeHeight="251701248" behindDoc="0" locked="0" layoutInCell="1" allowOverlap="1" wp14:anchorId="00082C5B" wp14:editId="3C0CA698">
             <wp:simplePos x="0" y="0"/>
             <wp:positionH relativeFrom="column">
               <wp:posOffset>2679513</wp:posOffset>
@@ -4412,14 +4341,12 @@
         </w:rPr>
         <w:t>สำหรับ</w:t>
       </w:r>
-      <w:proofErr w:type="spellStart"/>
       <w:r>
         <w:rPr>
           <w:rFonts w:asciiTheme="minorBidi" w:hAnsiTheme="minorBidi" w:cstheme="minorBidi"/>
         </w:rPr>
         <w:t>DocRef</w:t>
       </w:r>
-      <w:proofErr w:type="spellEnd"/>
       <w:r>
         <w:rPr>
           <w:rFonts w:asciiTheme="minorBidi" w:hAnsiTheme="minorBidi" w:cstheme="minorBidi"/>
@@ -4568,7 +4495,7 @@
               </wp:anchor>
             </w:drawing>
           </mc:Choice>
-          <mc:Fallback xmlns:oel="http://schemas.microsoft.com/office/2019/extlst" xmlns:w16du="http://schemas.microsoft.com/office/word/2023/wordml/word16du" xmlns:w16sdtdh="http://schemas.microsoft.com/office/word/2020/wordml/sdtdatahash" xmlns:w16sdtfl="http://schemas.microsoft.com/office/word/2024/wordml/sdtformatlock">
+          <mc:Fallback>
             <w:pict>
               <v:shape w14:anchorId="2F3606C8" id="_x0000_s1034" type="#_x0000_t202" style="position:absolute;margin-left:337.3pt;margin-top:83.75pt;width:105.85pt;height:22.5pt;z-index:251705344;visibility:visible;mso-wrap-style:square;mso-width-percent:0;mso-height-percent:0;mso-wrap-distance-left:9pt;mso-wrap-distance-top:3.6pt;mso-wrap-distance-right:9pt;mso-wrap-distance-bottom:3.6pt;mso-position-horizontal:absolute;mso-position-horizontal-relative:text;mso-position-vertical:absolute;mso-position-vertical-relative:text;mso-width-percent:0;mso-height-percent:0;mso-width-relative:margin;mso-height-relative:margin;v-text-anchor:top" o:gfxdata="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">
                 <v:textbox>
@@ -4632,7 +4559,7 @@
           <w:szCs w:val="24"/>
         </w:rPr>
         <w:drawing>
-          <wp:anchor distT="0" distB="0" distL="114300" distR="114300" simplePos="0" relativeHeight="251702272" behindDoc="1" locked="0" layoutInCell="1" allowOverlap="1" wp14:anchorId="6E460AA9" wp14:editId="6BC0EB83">
+          <wp:anchor distT="0" distB="0" distL="114300" distR="114300" simplePos="0" relativeHeight="251702272" behindDoc="1" locked="0" layoutInCell="1" allowOverlap="1" wp14:anchorId="6E460AA9" wp14:editId="68B327D9">
             <wp:simplePos x="0" y="0"/>
             <wp:positionH relativeFrom="column">
               <wp:posOffset>4411120</wp:posOffset>
@@ -4790,7 +4717,7 @@
               </wp:anchor>
             </w:drawing>
           </mc:Choice>
-          <mc:Fallback xmlns:oel="http://schemas.microsoft.com/office/2019/extlst" xmlns:w16du="http://schemas.microsoft.com/office/word/2023/wordml/word16du" xmlns:w16sdtdh="http://schemas.microsoft.com/office/word/2020/wordml/sdtdatahash" xmlns:w16sdtfl="http://schemas.microsoft.com/office/word/2024/wordml/sdtformatlock">
+          <mc:Fallback>
             <w:pict>
               <v:shape w14:anchorId="6089E18A" id="_x0000_s1035" type="#_x0000_t202" style="position:absolute;margin-left:196.6pt;margin-top:83.1pt;width:109.3pt;height:22.5pt;z-index:251707392;visibility:visible;mso-wrap-style:square;mso-width-percent:0;mso-height-percent:0;mso-wrap-distance-left:9pt;mso-wrap-distance-top:3.6pt;mso-wrap-distance-right:9pt;mso-wrap-distance-bottom:3.6pt;mso-position-horizontal:absolute;mso-position-horizontal-relative:text;mso-position-vertical:absolute;mso-position-vertical-relative:text;mso-width-percent:0;mso-height-percent:0;mso-width-relative:margin;mso-height-relative:margin;v-text-anchor:top" o:gfxdata="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">
                 <v:textbox>
@@ -4898,7 +4825,7 @@
               </wp:anchor>
             </w:drawing>
           </mc:Choice>
-          <mc:Fallback xmlns:oel="http://schemas.microsoft.com/office/2019/extlst" xmlns:w16du="http://schemas.microsoft.com/office/word/2023/wordml/word16du" xmlns:w16sdtdh="http://schemas.microsoft.com/office/word/2020/wordml/sdtdatahash" xmlns:w16sdtfl="http://schemas.microsoft.com/office/word/2024/wordml/sdtformatlock">
+          <mc:Fallback>
             <w:pict>
               <v:shapetype w14:anchorId="7229DD76" id="_x0000_t32" coordsize="21600,21600" o:spt="32" o:oned="t" path="m,l21600,21600e" filled="f">
                 <v:path arrowok="t" fillok="f" o:connecttype="none"/>
@@ -5343,7 +5270,7 @@
               </wp:anchor>
             </w:drawing>
           </mc:Choice>
-          <mc:Fallback xmlns:oel="http://schemas.microsoft.com/office/2019/extlst" xmlns:w16du="http://schemas.microsoft.com/office/word/2023/wordml/word16du" xmlns:w16sdtdh="http://schemas.microsoft.com/office/word/2020/wordml/sdtdatahash" xmlns:w16sdtfl="http://schemas.microsoft.com/office/word/2024/wordml/sdtformatlock">
+          <mc:Fallback>
             <w:pict>
               <v:shape w14:anchorId="2688A5D3" id="Straight Arrow Connector 3" o:spid="_x0000_s1026" type="#_x0000_t32" style="position:absolute;margin-left:176.4pt;margin-top:3.5pt;width:30.2pt;height:26.15pt;flip:x;z-index:251713536;visibility:visible;mso-wrap-style:square;mso-width-percent:0;mso-height-percent:0;mso-wrap-distance-left:9pt;mso-wrap-distance-top:0;mso-wrap-distance-right:9pt;mso-wrap-distance-bottom:0;mso-position-horizontal:absolute;mso-position-horizontal-relative:text;mso-position-vertical:absolute;mso-position-vertical-relative:text;mso-width-percent:0;mso-height-percent:0;mso-width-relative:margin;mso-height-relative:margin" o:gfxdata="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" strokecolor="#c00000" strokeweight="2.25pt">
                 <v:stroke endarrow="block"/>
@@ -5663,7 +5590,7 @@
           <w:lang w:val="en-US"/>
         </w:rPr>
         <w:drawing>
-          <wp:anchor distT="0" distB="0" distL="114300" distR="114300" simplePos="0" relativeHeight="251719680" behindDoc="0" locked="0" layoutInCell="1" allowOverlap="1" wp14:anchorId="421CAE01" wp14:editId="6359167F">
+          <wp:anchor distT="0" distB="0" distL="114300" distR="114300" simplePos="0" relativeHeight="251719680" behindDoc="0" locked="0" layoutInCell="1" allowOverlap="1" wp14:anchorId="421CAE01" wp14:editId="72314F11">
             <wp:simplePos x="0" y="0"/>
             <wp:positionH relativeFrom="column">
               <wp:posOffset>5014595</wp:posOffset>
@@ -5734,7 +5661,7 @@
           <w:lang w:val="en-US"/>
         </w:rPr>
         <w:drawing>
-          <wp:anchor distT="0" distB="0" distL="114300" distR="114300" simplePos="0" relativeHeight="251717632" behindDoc="0" locked="0" layoutInCell="1" allowOverlap="1" wp14:anchorId="34E42339" wp14:editId="69119A4B">
+          <wp:anchor distT="0" distB="0" distL="114300" distR="114300" simplePos="0" relativeHeight="251717632" behindDoc="0" locked="0" layoutInCell="1" allowOverlap="1" wp14:anchorId="34E42339" wp14:editId="605D3118">
             <wp:simplePos x="0" y="0"/>
             <wp:positionH relativeFrom="column">
               <wp:posOffset>-24765</wp:posOffset>
@@ -6001,7 +5928,7 @@
               </wp:anchor>
             </w:drawing>
           </mc:Choice>
-          <mc:Fallback xmlns:oel="http://schemas.microsoft.com/office/2019/extlst" xmlns:w16du="http://schemas.microsoft.com/office/word/2023/wordml/word16du" xmlns:w16sdtdh="http://schemas.microsoft.com/office/word/2020/wordml/sdtdatahash" xmlns:w16sdtfl="http://schemas.microsoft.com/office/word/2024/wordml/sdtformatlock">
+          <mc:Fallback>
             <w:pict>
               <v:shape w14:anchorId="26E53104" id="Straight Arrow Connector 3" o:spid="_x0000_s1026" type="#_x0000_t32" style="position:absolute;margin-left:123.9pt;margin-top:18.35pt;width:35.5pt;height:15.15pt;flip:x;z-index:251721728;visibility:visible;mso-wrap-style:square;mso-width-percent:0;mso-height-percent:0;mso-wrap-distance-left:9pt;mso-wrap-distance-top:0;mso-wrap-distance-right:9pt;mso-wrap-distance-bottom:0;mso-position-horizontal:absolute;mso-position-horizontal-relative:text;mso-position-vertical:absolute;mso-position-vertical-relative:text;mso-width-percent:0;mso-height-percent:0;mso-width-relative:margin;mso-height-relative:margin" o:gfxdata="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" strokecolor="#c00000" strokeweight="2.25pt">
                 <v:stroke endarrow="block"/>
@@ -6086,7 +6013,7 @@
               </wp:anchor>
             </w:drawing>
           </mc:Choice>
-          <mc:Fallback xmlns:oel="http://schemas.microsoft.com/office/2019/extlst" xmlns:w16du="http://schemas.microsoft.com/office/word/2023/wordml/word16du" xmlns:w16sdtdh="http://schemas.microsoft.com/office/word/2020/wordml/sdtdatahash" xmlns:w16sdtfl="http://schemas.microsoft.com/office/word/2024/wordml/sdtformatlock">
+          <mc:Fallback>
             <w:pict>
               <v:shape w14:anchorId="60EA4720" id="Straight Arrow Connector 3" o:spid="_x0000_s1026" type="#_x0000_t32" style="position:absolute;margin-left:382.95pt;margin-top:9.2pt;width:18.65pt;height:27.4pt;z-index:251723776;visibility:visible;mso-wrap-style:square;mso-width-percent:0;mso-height-percent:0;mso-wrap-distance-left:9pt;mso-wrap-distance-top:0;mso-wrap-distance-right:9pt;mso-wrap-distance-bottom:0;mso-position-horizontal:absolute;mso-position-horizontal-relative:text;mso-position-vertical:absolute;mso-position-vertical-relative:text;mso-width-percent:0;mso-height-percent:0;mso-width-relative:margin;mso-height-relative:margin" o:gfxdata="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" strokecolor="#c00000" strokeweight="2.25pt">
                 <v:stroke endarrow="block"/>
@@ -6293,7 +6220,7 @@
               </wp:anchor>
             </w:drawing>
           </mc:Choice>
-          <mc:Fallback xmlns:oel="http://schemas.microsoft.com/office/2019/extlst" xmlns:w16du="http://schemas.microsoft.com/office/word/2023/wordml/word16du" xmlns:w16sdtdh="http://schemas.microsoft.com/office/word/2020/wordml/sdtdatahash" xmlns:w16sdtfl="http://schemas.microsoft.com/office/word/2024/wordml/sdtformatlock">
+          <mc:Fallback>
             <w:pict>
               <v:rect w14:anchorId="2DF5AFF3" id="Rectangle 1" o:spid="_x0000_s1026" style="position:absolute;margin-left:229.1pt;margin-top:72.9pt;width:160.15pt;height:143.15pt;z-index:251760640;visibility:visible;mso-wrap-style:square;mso-width-percent:0;mso-height-percent:0;mso-wrap-distance-left:9pt;mso-wrap-distance-top:0;mso-wrap-distance-right:9pt;mso-wrap-distance-bottom:0;mso-position-horizontal:absolute;mso-position-horizontal-relative:text;mso-position-vertical:absolute;mso-position-vertical-relative:text;mso-width-percent:0;mso-height-percent:0;mso-width-relative:margin;mso-height-relative:margin;v-text-anchor:middle" o:gfxdata="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" filled="f" strokecolor="#c00000" strokeweight="2pt"/>
             </w:pict>
@@ -6707,7 +6634,7 @@
               </wp:anchor>
             </w:drawing>
           </mc:Choice>
-          <mc:Fallback xmlns:oel="http://schemas.microsoft.com/office/2019/extlst" xmlns:w16du="http://schemas.microsoft.com/office/word/2023/wordml/word16du" xmlns:w16sdtdh="http://schemas.microsoft.com/office/word/2020/wordml/sdtdatahash" xmlns:w16sdtfl="http://schemas.microsoft.com/office/word/2024/wordml/sdtformatlock">
+          <mc:Fallback>
             <w:pict>
               <v:shape w14:anchorId="1A6F62AC" id="Straight Arrow Connector 3" o:spid="_x0000_s1026" type="#_x0000_t32" style="position:absolute;margin-left:188.2pt;margin-top:7.45pt;width:38.15pt;height:34.6pt;flip:x y;z-index:251758592;visibility:visible;mso-wrap-style:square;mso-width-percent:0;mso-height-percent:0;mso-wrap-distance-left:9pt;mso-wrap-distance-top:0;mso-wrap-distance-right:9pt;mso-wrap-distance-bottom:0;mso-position-horizontal:absolute;mso-position-horizontal-relative:text;mso-position-vertical:absolute;mso-position-vertical-relative:text;mso-width-percent:0;mso-height-percent:0;mso-width-relative:margin;mso-height-relative:margin" o:gfxdata="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" strokecolor="#c00000" strokeweight="2.25pt">
                 <v:stroke endarrow="block"/>
@@ -7138,6 +7065,16 @@
           <w:lang w:val="en-US"/>
         </w:rPr>
       </w:pPr>
+    </w:p>
+    <w:p>
+      <w:pPr>
+        <w:rPr>
+          <w:rFonts w:asciiTheme="minorBidi" w:hAnsiTheme="minorBidi" w:cstheme="minorBidi"/>
+          <w:sz w:val="24"/>
+          <w:szCs w:val="24"/>
+          <w:lang w:val="en-US"/>
+        </w:rPr>
+      </w:pPr>
       <w:r>
         <w:rPr>
           <w:rFonts w:asciiTheme="minorBidi" w:hAnsiTheme="minorBidi" w:cstheme="minorBidi"/>
@@ -7148,13 +7085,13 @@
           <w:lang w:val="en-US"/>
         </w:rPr>
         <w:drawing>
-          <wp:anchor distT="0" distB="0" distL="114300" distR="114300" simplePos="0" relativeHeight="251724800" behindDoc="0" locked="0" layoutInCell="1" allowOverlap="1" wp14:anchorId="6D20EC51" wp14:editId="187EAF41">
+          <wp:anchor distT="0" distB="0" distL="114300" distR="114300" simplePos="0" relativeHeight="251788288" behindDoc="0" locked="0" layoutInCell="1" allowOverlap="1" wp14:anchorId="7655C107" wp14:editId="19A36CE3">
             <wp:simplePos x="0" y="0"/>
             <wp:positionH relativeFrom="column">
-              <wp:posOffset>466090</wp:posOffset>
+              <wp:posOffset>426720</wp:posOffset>
             </wp:positionH>
             <wp:positionV relativeFrom="paragraph">
-              <wp:posOffset>60960</wp:posOffset>
+              <wp:posOffset>4445</wp:posOffset>
             </wp:positionV>
             <wp:extent cx="3629660" cy="1950352"/>
             <wp:effectExtent l="0" t="0" r="8890" b="0"/>
@@ -7210,6 +7147,7 @@
           <w:rFonts w:asciiTheme="minorBidi" w:hAnsiTheme="minorBidi" w:cstheme="minorBidi"/>
           <w:sz w:val="24"/>
           <w:szCs w:val="24"/>
+          <w:cs/>
           <w:lang w:val="en-US"/>
         </w:rPr>
       </w:pPr>
@@ -7221,18 +7159,18 @@
         <mc:AlternateContent>
           <mc:Choice Requires="wps">
             <w:drawing>
-              <wp:anchor distT="0" distB="0" distL="114300" distR="114300" simplePos="0" relativeHeight="251730944" behindDoc="0" locked="0" layoutInCell="1" allowOverlap="1" wp14:anchorId="7DABAA2B" wp14:editId="4FFB1051">
+              <wp:anchor distT="0" distB="0" distL="114300" distR="114300" simplePos="0" relativeHeight="251791360" behindDoc="0" locked="0" layoutInCell="1" allowOverlap="1" wp14:anchorId="783316B0" wp14:editId="0F9D0B96">
                 <wp:simplePos x="0" y="0"/>
                 <wp:positionH relativeFrom="column">
-                  <wp:posOffset>3145213</wp:posOffset>
+                  <wp:posOffset>3060700</wp:posOffset>
                 </wp:positionH>
                 <wp:positionV relativeFrom="paragraph">
-                  <wp:posOffset>141201</wp:posOffset>
+                  <wp:posOffset>61595</wp:posOffset>
                 </wp:positionV>
-                <wp:extent cx="2507672" cy="2133600"/>
-                <wp:effectExtent l="0" t="0" r="26035" b="19050"/>
+                <wp:extent cx="2727960" cy="2049780"/>
+                <wp:effectExtent l="0" t="0" r="15240" b="26670"/>
                 <wp:wrapNone/>
-                <wp:docPr id="1062822503" name="Rectangle 1"/>
+                <wp:docPr id="138695900" name="Rectangle 1"/>
                 <wp:cNvGraphicFramePr/>
                 <a:graphic xmlns:a="http://schemas.openxmlformats.org/drawingml/2006/main">
                   <a:graphicData uri="http://schemas.microsoft.com/office/word/2010/wordprocessingShape">
@@ -7241,7 +7179,7 @@
                       <wps:spPr>
                         <a:xfrm>
                           <a:off x="0" y="0"/>
-                          <a:ext cx="2507672" cy="2133600"/>
+                          <a:ext cx="2727960" cy="2049780"/>
                         </a:xfrm>
                         <a:prstGeom prst="rect">
                           <a:avLst/>
@@ -7287,9 +7225,9 @@
               </wp:anchor>
             </w:drawing>
           </mc:Choice>
-          <mc:Fallback xmlns:oel="http://schemas.microsoft.com/office/2019/extlst" xmlns:w16du="http://schemas.microsoft.com/office/word/2023/wordml/word16du" xmlns:w16sdtdh="http://schemas.microsoft.com/office/word/2020/wordml/sdtdatahash" xmlns:w16sdtfl="http://schemas.microsoft.com/office/word/2024/wordml/sdtformatlock">
+          <mc:Fallback>
             <w:pict>
-              <v:rect w14:anchorId="1DBA418B" id="Rectangle 1" o:spid="_x0000_s1026" style="position:absolute;margin-left:247.65pt;margin-top:11.1pt;width:197.45pt;height:168pt;z-index:251730944;visibility:visible;mso-wrap-style:square;mso-width-percent:0;mso-height-percent:0;mso-wrap-distance-left:9pt;mso-wrap-distance-top:0;mso-wrap-distance-right:9pt;mso-wrap-distance-bottom:0;mso-position-horizontal:absolute;mso-position-horizontal-relative:text;mso-position-vertical:absolute;mso-position-vertical-relative:text;mso-width-percent:0;mso-height-percent:0;mso-width-relative:margin;mso-height-relative:margin;v-text-anchor:middle" o:gfxdata="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" filled="f" strokecolor="#c00000" strokeweight="2pt"/>
+              <v:rect w14:anchorId="6E5AC201" id="Rectangle 1" o:spid="_x0000_s1026" style="position:absolute;margin-left:241pt;margin-top:4.85pt;width:214.8pt;height:161.4pt;z-index:251791360;visibility:visible;mso-wrap-style:square;mso-width-percent:0;mso-height-percent:0;mso-wrap-distance-left:9pt;mso-wrap-distance-top:0;mso-wrap-distance-right:9pt;mso-wrap-distance-bottom:0;mso-position-horizontal:absolute;mso-position-horizontal-relative:text;mso-position-vertical:absolute;mso-position-vertical-relative:text;mso-width-percent:0;mso-height-percent:0;mso-width-relative:margin;mso-height-relative:margin;v-text-anchor:middle" o:gfxdata="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" filled="f" strokecolor="#c00000" strokeweight="2pt"/>
             </w:pict>
           </mc:Fallback>
         </mc:AlternateContent>
@@ -7300,20 +7238,30 @@
           <w:noProof/>
           <w:sz w:val="24"/>
           <w:szCs w:val="24"/>
+          <w:cs/>
+          <w:lang w:val="en-US"/>
         </w:rPr>
         <w:drawing>
-          <wp:anchor distT="0" distB="0" distL="114300" distR="114300" simplePos="0" relativeHeight="251728896" behindDoc="0" locked="0" layoutInCell="1" allowOverlap="1" wp14:anchorId="0226DF33" wp14:editId="2FD1A39E">
+          <wp:anchor distT="0" distB="0" distL="114300" distR="114300" simplePos="0" relativeHeight="251789312" behindDoc="1" locked="0" layoutInCell="1" allowOverlap="1" wp14:anchorId="4400F4BC" wp14:editId="5C1D0532">
             <wp:simplePos x="0" y="0"/>
             <wp:positionH relativeFrom="page">
-              <wp:posOffset>3981450</wp:posOffset>
+              <wp:posOffset>3931920</wp:posOffset>
             </wp:positionH>
             <wp:positionV relativeFrom="paragraph">
-              <wp:posOffset>175260</wp:posOffset>
+              <wp:posOffset>83820</wp:posOffset>
             </wp:positionV>
-            <wp:extent cx="2445362" cy="2076450"/>
+            <wp:extent cx="2636520" cy="1969135"/>
             <wp:effectExtent l="0" t="0" r="0" b="0"/>
-            <wp:wrapNone/>
-            <wp:docPr id="779200284" name="Picture 1"/>
+            <wp:wrapTight wrapText="bothSides">
+              <wp:wrapPolygon edited="0">
+                <wp:start x="0" y="0"/>
+                <wp:lineTo x="0" y="21314"/>
+                <wp:lineTo x="21382" y="21314"/>
+                <wp:lineTo x="21382" y="0"/>
+                <wp:lineTo x="0" y="0"/>
+              </wp:wrapPolygon>
+            </wp:wrapTight>
+            <wp:docPr id="66276688" name="Picture 39"/>
             <wp:cNvGraphicFramePr>
               <a:graphicFrameLocks xmlns:a="http://schemas.openxmlformats.org/drawingml/2006/main" noChangeAspect="1"/>
             </wp:cNvGraphicFramePr>
@@ -7321,8 +7269,10 @@
               <a:graphicData uri="http://schemas.openxmlformats.org/drawingml/2006/picture">
                 <pic:pic xmlns:pic="http://schemas.openxmlformats.org/drawingml/2006/picture">
                   <pic:nvPicPr>
-                    <pic:cNvPr id="779200284" name=""/>
-                    <pic:cNvPicPr/>
+                    <pic:cNvPr id="0" name="Picture 2"/>
+                    <pic:cNvPicPr>
+                      <a:picLocks noChangeAspect="1" noChangeArrowheads="1"/>
+                    </pic:cNvPicPr>
                   </pic:nvPicPr>
                   <pic:blipFill>
                     <a:blip r:embed="rId22" cstate="print">
@@ -7332,18 +7282,23 @@
                         </a:ext>
                       </a:extLst>
                     </a:blip>
+                    <a:srcRect/>
                     <a:stretch>
                       <a:fillRect/>
                     </a:stretch>
                   </pic:blipFill>
-                  <pic:spPr>
+                  <pic:spPr bwMode="auto">
                     <a:xfrm>
                       <a:off x="0" y="0"/>
-                      <a:ext cx="2445362" cy="2076450"/>
+                      <a:ext cx="2636520" cy="1969135"/>
                     </a:xfrm>
                     <a:prstGeom prst="rect">
                       <a:avLst/>
                     </a:prstGeom>
+                    <a:noFill/>
+                    <a:ln>
+                      <a:noFill/>
+                    </a:ln>
                   </pic:spPr>
                 </pic:pic>
               </a:graphicData>
@@ -7364,17 +7319,6 @@
           <w:rFonts w:asciiTheme="minorBidi" w:hAnsiTheme="minorBidi" w:cstheme="minorBidi"/>
           <w:sz w:val="24"/>
           <w:szCs w:val="24"/>
-          <w:cs/>
-          <w:lang w:val="en-US"/>
-        </w:rPr>
-      </w:pPr>
-    </w:p>
-    <w:p>
-      <w:pPr>
-        <w:rPr>
-          <w:rFonts w:asciiTheme="minorBidi" w:hAnsiTheme="minorBidi" w:cstheme="minorBidi"/>
-          <w:sz w:val="24"/>
-          <w:szCs w:val="24"/>
           <w:lang w:val="en-US"/>
         </w:rPr>
       </w:pPr>
@@ -7396,7 +7340,88 @@
         <mc:AlternateContent>
           <mc:Choice Requires="wps">
             <w:drawing>
-              <wp:anchor distT="0" distB="0" distL="114300" distR="114300" simplePos="0" relativeHeight="251727872" behindDoc="0" locked="0" layoutInCell="1" allowOverlap="1" wp14:anchorId="66778B69" wp14:editId="4FB34192">
+              <wp:anchor distT="0" distB="0" distL="114300" distR="114300" simplePos="0" relativeHeight="251793408" behindDoc="0" locked="0" layoutInCell="1" allowOverlap="1" wp14:anchorId="28AE5964" wp14:editId="06E58CD8">
+                <wp:simplePos x="0" y="0"/>
+                <wp:positionH relativeFrom="column">
+                  <wp:posOffset>2918460</wp:posOffset>
+                </wp:positionH>
+                <wp:positionV relativeFrom="paragraph">
+                  <wp:posOffset>154305</wp:posOffset>
+                </wp:positionV>
+                <wp:extent cx="137160" cy="231140"/>
+                <wp:effectExtent l="57150" t="38100" r="72390" b="73660"/>
+                <wp:wrapNone/>
+                <wp:docPr id="817725220" name="Straight Arrow Connector 3"/>
+                <wp:cNvGraphicFramePr/>
+                <a:graphic xmlns:a="http://schemas.openxmlformats.org/drawingml/2006/main">
+                  <a:graphicData uri="http://schemas.microsoft.com/office/word/2010/wordprocessingShape">
+                    <wps:wsp>
+                      <wps:cNvCnPr/>
+                      <wps:spPr>
+                        <a:xfrm flipH="1">
+                          <a:off x="0" y="0"/>
+                          <a:ext cx="137160" cy="231140"/>
+                        </a:xfrm>
+                        <a:prstGeom prst="straightConnector1">
+                          <a:avLst/>
+                        </a:prstGeom>
+                        <a:ln w="28575">
+                          <a:solidFill>
+                            <a:srgbClr val="C00000"/>
+                          </a:solidFill>
+                          <a:tailEnd type="triangle"/>
+                        </a:ln>
+                      </wps:spPr>
+                      <wps:style>
+                        <a:lnRef idx="2">
+                          <a:schemeClr val="accent1"/>
+                        </a:lnRef>
+                        <a:fillRef idx="0">
+                          <a:schemeClr val="accent1"/>
+                        </a:fillRef>
+                        <a:effectRef idx="1">
+                          <a:schemeClr val="accent1"/>
+                        </a:effectRef>
+                        <a:fontRef idx="minor">
+                          <a:schemeClr val="tx1"/>
+                        </a:fontRef>
+                      </wps:style>
+                      <wps:bodyPr/>
+                    </wps:wsp>
+                  </a:graphicData>
+                </a:graphic>
+                <wp14:sizeRelH relativeFrom="margin">
+                  <wp14:pctWidth>0</wp14:pctWidth>
+                </wp14:sizeRelH>
+                <wp14:sizeRelV relativeFrom="margin">
+                  <wp14:pctHeight>0</wp14:pctHeight>
+                </wp14:sizeRelV>
+              </wp:anchor>
+            </w:drawing>
+          </mc:Choice>
+          <mc:Fallback>
+            <w:pict>
+              <v:shapetype w14:anchorId="6077FA22" id="_x0000_t32" coordsize="21600,21600" o:spt="32" o:oned="t" path="m,l21600,21600e" filled="f">
+                <v:path arrowok="t" fillok="f" o:connecttype="none"/>
+                <o:lock v:ext="edit" shapetype="t"/>
+              </v:shapetype>
+              <v:shape id="Straight Arrow Connector 3" o:spid="_x0000_s1026" type="#_x0000_t32" style="position:absolute;margin-left:229.8pt;margin-top:12.15pt;width:10.8pt;height:18.2pt;flip:x;z-index:251793408;visibility:visible;mso-wrap-style:square;mso-width-percent:0;mso-height-percent:0;mso-wrap-distance-left:9pt;mso-wrap-distance-top:0;mso-wrap-distance-right:9pt;mso-wrap-distance-bottom:0;mso-position-horizontal:absolute;mso-position-horizontal-relative:text;mso-position-vertical:absolute;mso-position-vertical-relative:text;mso-width-percent:0;mso-height-percent:0;mso-width-relative:margin;mso-height-relative:margin" o:gfxdata="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" strokecolor="#c00000" strokeweight="2.25pt">
+                <v:stroke endarrow="block"/>
+                <v:shadow on="t" color="black" opacity="24903f" origin=",.5" offset="0,.55556mm"/>
+              </v:shape>
+            </w:pict>
+          </mc:Fallback>
+        </mc:AlternateContent>
+      </w:r>
+      <w:r>
+        <w:rPr>
+          <w:rFonts w:asciiTheme="minorBidi" w:hAnsiTheme="minorBidi" w:cstheme="minorBidi"/>
+          <w:noProof/>
+        </w:rPr>
+        <mc:AlternateContent>
+          <mc:Choice Requires="wps">
+            <w:drawing>
+              <wp:anchor distT="0" distB="0" distL="114300" distR="114300" simplePos="0" relativeHeight="251727872" behindDoc="0" locked="0" layoutInCell="1" allowOverlap="1" wp14:anchorId="66778B69" wp14:editId="27FAF3BA">
                 <wp:simplePos x="0" y="0"/>
                 <wp:positionH relativeFrom="column">
                   <wp:posOffset>2941282</wp:posOffset>
@@ -7455,9 +7480,9 @@
               </wp:anchor>
             </w:drawing>
           </mc:Choice>
-          <mc:Fallback xmlns:oel="http://schemas.microsoft.com/office/2019/extlst" xmlns:w16du="http://schemas.microsoft.com/office/word/2023/wordml/word16du" xmlns:w16sdtdh="http://schemas.microsoft.com/office/word/2020/wordml/sdtdatahash" xmlns:w16sdtfl="http://schemas.microsoft.com/office/word/2024/wordml/sdtformatlock">
+          <mc:Fallback>
             <w:pict>
-              <v:shape w14:anchorId="79612339" id="Straight Arrow Connector 3" o:spid="_x0000_s1026" type="#_x0000_t32" style="position:absolute;margin-left:231.6pt;margin-top:10.35pt;width:10.05pt;height:11.1pt;flip:x;z-index:251727872;visibility:visible;mso-wrap-style:square;mso-width-percent:0;mso-height-percent:0;mso-wrap-distance-left:9pt;mso-wrap-distance-top:0;mso-wrap-distance-right:9pt;mso-wrap-distance-bottom:0;mso-position-horizontal:absolute;mso-position-horizontal-relative:text;mso-position-vertical:absolute;mso-position-vertical-relative:text;mso-width-percent:0;mso-height-percent:0;mso-width-relative:margin;mso-height-relative:margin" o:gfxdata="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" strokecolor="#c00000" strokeweight="2.25pt">
+              <v:shape w14:anchorId="06EFFEF1" id="Straight Arrow Connector 3" o:spid="_x0000_s1026" type="#_x0000_t32" style="position:absolute;margin-left:231.6pt;margin-top:10.35pt;width:10.05pt;height:11.1pt;flip:x;z-index:251727872;visibility:visible;mso-wrap-style:square;mso-width-percent:0;mso-height-percent:0;mso-wrap-distance-left:9pt;mso-wrap-distance-top:0;mso-wrap-distance-right:9pt;mso-wrap-distance-bottom:0;mso-position-horizontal:absolute;mso-position-horizontal-relative:text;mso-position-vertical:absolute;mso-position-vertical-relative:text;mso-width-percent:0;mso-height-percent:0;mso-width-relative:margin;mso-height-relative:margin" o:gfxdata="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" strokecolor="#c00000" strokeweight="2.25pt">
                 <v:stroke endarrow="block"/>
                 <v:shadow on="t" color="black" opacity="24903f" origin=",.5" offset="0,.55556mm"/>
               </v:shape>
@@ -7468,6 +7493,9 @@
     </w:p>
     <w:p>
       <w:pPr>
+        <w:tabs>
+          <w:tab w:val="left" w:pos="8592"/>
+        </w:tabs>
         <w:rPr>
           <w:rFonts w:asciiTheme="minorBidi" w:hAnsiTheme="minorBidi" w:cstheme="minorBidi"/>
           <w:sz w:val="24"/>
@@ -7475,6 +7503,15 @@
           <w:lang w:val="en-US"/>
         </w:rPr>
       </w:pPr>
+      <w:r>
+        <w:rPr>
+          <w:rFonts w:asciiTheme="minorBidi" w:hAnsiTheme="minorBidi" w:cstheme="minorBidi"/>
+          <w:sz w:val="24"/>
+          <w:szCs w:val="24"/>
+          <w:lang w:val="en-US"/>
+        </w:rPr>
+        <w:tab/>
+      </w:r>
     </w:p>
     <w:p>
       <w:pPr>
@@ -8226,7 +8263,7 @@
           <w:cs/>
         </w:rPr>
         <w:drawing>
-          <wp:anchor distT="0" distB="0" distL="114300" distR="114300" simplePos="0" relativeHeight="251732992" behindDoc="0" locked="0" layoutInCell="1" allowOverlap="1" wp14:anchorId="2C0C9778" wp14:editId="15D35FDF">
+          <wp:anchor distT="0" distB="0" distL="114300" distR="114300" simplePos="0" relativeHeight="251732992" behindDoc="0" locked="0" layoutInCell="1" allowOverlap="1" wp14:anchorId="2C0C9778" wp14:editId="246F47AA">
             <wp:simplePos x="0" y="0"/>
             <wp:positionH relativeFrom="column">
               <wp:posOffset>3394847</wp:posOffset>
@@ -8372,7 +8409,7 @@
               </wp:anchor>
             </w:drawing>
           </mc:Choice>
-          <mc:Fallback xmlns:oel="http://schemas.microsoft.com/office/2019/extlst" xmlns:w16du="http://schemas.microsoft.com/office/word/2023/wordml/word16du" xmlns:w16sdtdh="http://schemas.microsoft.com/office/word/2020/wordml/sdtdatahash" xmlns:w16sdtfl="http://schemas.microsoft.com/office/word/2024/wordml/sdtformatlock">
+          <mc:Fallback>
             <w:pict>
               <v:shape w14:anchorId="2025FE8B" id="Straight Arrow Connector 3" o:spid="_x0000_s1026" type="#_x0000_t32" style="position:absolute;margin-left:230.2pt;margin-top:10.1pt;width:44.15pt;height:31.2pt;z-index:251737088;visibility:visible;mso-wrap-style:square;mso-width-percent:0;mso-height-percent:0;mso-wrap-distance-left:9pt;mso-wrap-distance-top:0;mso-wrap-distance-right:9pt;mso-wrap-distance-bottom:0;mso-position-horizontal:absolute;mso-position-horizontal-relative:margin;mso-position-vertical:absolute;mso-position-vertical-relative:text;mso-width-percent:0;mso-height-percent:0;mso-width-relative:margin;mso-height-relative:margin" o:gfxdata="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" strokecolor="#c00000" strokeweight="2.25pt">
                 <v:stroke endarrow="block"/>
@@ -8476,7 +8513,7 @@
               </wp:anchor>
             </w:drawing>
           </mc:Choice>
-          <mc:Fallback xmlns:oel="http://schemas.microsoft.com/office/2019/extlst" xmlns:w16du="http://schemas.microsoft.com/office/word/2023/wordml/word16du" xmlns:w16sdtdh="http://schemas.microsoft.com/office/word/2020/wordml/sdtdatahash" xmlns:w16sdtfl="http://schemas.microsoft.com/office/word/2024/wordml/sdtformatlock">
+          <mc:Fallback>
             <w:pict>
               <v:rect w14:anchorId="61534AE1" id="Rectangle 1" o:spid="_x0000_s1026" style="position:absolute;margin-left:277.65pt;margin-top:.7pt;width:155.45pt;height:21.6pt;z-index:251735040;visibility:visible;mso-wrap-style:square;mso-width-percent:0;mso-height-percent:0;mso-wrap-distance-left:9pt;mso-wrap-distance-top:0;mso-wrap-distance-right:9pt;mso-wrap-distance-bottom:0;mso-position-horizontal:absolute;mso-position-horizontal-relative:text;mso-position-vertical:absolute;mso-position-vertical-relative:text;mso-width-percent:0;mso-height-percent:0;mso-width-relative:margin;mso-height-relative:margin;v-text-anchor:middle" o:gfxdata="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" filled="f" strokecolor="#c00000" strokeweight="2pt"/>
             </w:pict>
@@ -8658,7 +8695,7 @@
               </wp:anchor>
             </w:drawing>
           </mc:Choice>
-          <mc:Fallback xmlns:oel="http://schemas.microsoft.com/office/2019/extlst" xmlns:w16du="http://schemas.microsoft.com/office/word/2023/wordml/word16du" xmlns:w16sdtdh="http://schemas.microsoft.com/office/word/2020/wordml/sdtdatahash" xmlns:w16sdtfl="http://schemas.microsoft.com/office/word/2024/wordml/sdtformatlock">
+          <mc:Fallback>
             <w:pict>
               <v:shape w14:anchorId="0504C6E3" id="Straight Arrow Connector 3" o:spid="_x0000_s1026" type="#_x0000_t32" style="position:absolute;margin-left:168pt;margin-top:65.4pt;width:69.95pt;height:29.75pt;z-index:251745280;visibility:visible;mso-wrap-style:square;mso-width-percent:0;mso-height-percent:0;mso-wrap-distance-left:9pt;mso-wrap-distance-top:0;mso-wrap-distance-right:9pt;mso-wrap-distance-bottom:0;mso-position-horizontal:absolute;mso-position-horizontal-relative:text;mso-position-vertical:absolute;mso-position-vertical-relative:text;mso-width-percent:0;mso-height-percent:0;mso-width-relative:margin;mso-height-relative:margin" o:gfxdata="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" strokecolor="#c00000" strokeweight="2.25pt">
                 <v:stroke endarrow="block"/>
@@ -8742,7 +8779,7 @@
               </wp:anchor>
             </w:drawing>
           </mc:Choice>
-          <mc:Fallback xmlns:oel="http://schemas.microsoft.com/office/2019/extlst" xmlns:w16du="http://schemas.microsoft.com/office/word/2023/wordml/word16du" xmlns:w16sdtdh="http://schemas.microsoft.com/office/word/2020/wordml/sdtdatahash" xmlns:w16sdtfl="http://schemas.microsoft.com/office/word/2024/wordml/sdtformatlock">
+          <mc:Fallback>
             <w:pict>
               <v:rect w14:anchorId="30FDFB51" id="Rectangle 1" o:spid="_x0000_s1026" style="position:absolute;margin-left:241.5pt;margin-top:15.35pt;width:237.9pt;height:118.95pt;z-index:251743232;visibility:visible;mso-wrap-style:square;mso-width-percent:0;mso-height-percent:0;mso-wrap-distance-left:9pt;mso-wrap-distance-top:0;mso-wrap-distance-right:9pt;mso-wrap-distance-bottom:0;mso-position-horizontal:absolute;mso-position-horizontal-relative:text;mso-position-vertical:absolute;mso-position-vertical-relative:text;mso-width-percent:0;mso-height-percent:0;mso-width-relative:margin;mso-height-relative:margin;v-text-anchor:middle" o:gfxdata="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" filled="f" strokecolor="#c00000" strokeweight="2pt"/>
             </w:pict>
@@ -8758,7 +8795,7 @@
           <w:cs/>
         </w:rPr>
         <w:drawing>
-          <wp:anchor distT="0" distB="0" distL="114300" distR="114300" simplePos="0" relativeHeight="251741184" behindDoc="1" locked="0" layoutInCell="1" allowOverlap="1" wp14:anchorId="21E9C3D9" wp14:editId="3BFA8BD6">
+          <wp:anchor distT="0" distB="0" distL="114300" distR="114300" simplePos="0" relativeHeight="251741184" behindDoc="1" locked="0" layoutInCell="1" allowOverlap="1" wp14:anchorId="21E9C3D9" wp14:editId="4BC6CB3A">
             <wp:simplePos x="0" y="0"/>
             <wp:positionH relativeFrom="column">
               <wp:posOffset>3088528</wp:posOffset>
@@ -8960,7 +8997,7 @@
               </wp:anchor>
             </w:drawing>
           </mc:Choice>
-          <mc:Fallback xmlns:oel="http://schemas.microsoft.com/office/2019/extlst" xmlns:w16du="http://schemas.microsoft.com/office/word/2023/wordml/word16du" xmlns:w16sdtdh="http://schemas.microsoft.com/office/word/2020/wordml/sdtdatahash" xmlns:w16sdtfl="http://schemas.microsoft.com/office/word/2024/wordml/sdtformatlock">
+          <mc:Fallback>
             <w:pict>
               <v:rect w14:anchorId="3068BD4B" id="Rectangle 1" o:spid="_x0000_s1026" style="position:absolute;margin-left:39.4pt;margin-top:47.35pt;width:126pt;height:18.35pt;z-index:251740160;visibility:visible;mso-wrap-style:square;mso-width-percent:0;mso-height-percent:0;mso-wrap-distance-left:9pt;mso-wrap-distance-top:0;mso-wrap-distance-right:9pt;mso-wrap-distance-bottom:0;mso-position-horizontal:absolute;mso-position-horizontal-relative:text;mso-position-vertical:absolute;mso-position-vertical-relative:text;mso-width-percent:0;mso-height-percent:0;mso-width-relative:margin;mso-height-relative:margin;v-text-anchor:middle" o:gfxdata="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" filled="f" strokecolor="#c00000" strokeweight="2pt"/>
             </w:pict>
@@ -9215,7 +9252,7 @@
               </wp:anchor>
             </w:drawing>
           </mc:Choice>
-          <mc:Fallback xmlns:oel="http://schemas.microsoft.com/office/2019/extlst" xmlns:w16du="http://schemas.microsoft.com/office/word/2023/wordml/word16du" xmlns:w16sdtdh="http://schemas.microsoft.com/office/word/2020/wordml/sdtdatahash" xmlns:w16sdtfl="http://schemas.microsoft.com/office/word/2024/wordml/sdtformatlock">
+          <mc:Fallback>
             <w:pict>
               <v:rect w14:anchorId="4D3DC776" id="Rectangle 1" o:spid="_x0000_s1026" style="position:absolute;margin-left:219.6pt;margin-top:.35pt;width:262.95pt;height:102.9pt;z-index:251753472;visibility:visible;mso-wrap-style:square;mso-width-percent:0;mso-height-percent:0;mso-wrap-distance-left:9pt;mso-wrap-distance-top:0;mso-wrap-distance-right:9pt;mso-wrap-distance-bottom:0;mso-position-horizontal:absolute;mso-position-horizontal-relative:text;mso-position-vertical:absolute;mso-position-vertical-relative:text;mso-width-percent:0;mso-height-percent:0;mso-width-relative:margin;mso-height-relative:margin;v-text-anchor:middle" o:gfxdata="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" filled="f" strokecolor="#c00000" strokeweight="2pt"/>
             </w:pict>
@@ -9296,7 +9333,7 @@
               </wp:anchor>
             </w:drawing>
           </mc:Choice>
-          <mc:Fallback xmlns:oel="http://schemas.microsoft.com/office/2019/extlst" xmlns:w16du="http://schemas.microsoft.com/office/word/2023/wordml/word16du" xmlns:w16sdtdh="http://schemas.microsoft.com/office/word/2020/wordml/sdtdatahash" xmlns:w16sdtfl="http://schemas.microsoft.com/office/word/2024/wordml/sdtformatlock">
+          <mc:Fallback>
             <w:pict>
               <v:rect w14:anchorId="39332437" id="Rectangle 1" o:spid="_x0000_s1026" style="position:absolute;margin-left:187.9pt;margin-top:6.45pt;width:18.6pt;height:15.9pt;z-index:251749376;visibility:visible;mso-wrap-style:square;mso-width-percent:0;mso-height-percent:0;mso-wrap-distance-left:9pt;mso-wrap-distance-top:0;mso-wrap-distance-right:9pt;mso-wrap-distance-bottom:0;mso-position-horizontal:absolute;mso-position-horizontal-relative:margin;mso-position-vertical:absolute;mso-position-vertical-relative:text;mso-width-percent:0;mso-height-percent:0;mso-width-relative:margin;mso-height-relative:margin;v-text-anchor:middle" o:gfxdata="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" filled="f" strokecolor="#c00000" strokeweight="2pt">
                 <w10:wrap anchorx="margin"/>
@@ -9312,7 +9349,7 @@
           <w:cs/>
         </w:rPr>
         <w:drawing>
-          <wp:anchor distT="0" distB="0" distL="114300" distR="114300" simplePos="0" relativeHeight="251746304" behindDoc="1" locked="0" layoutInCell="1" allowOverlap="1" wp14:anchorId="062AC266" wp14:editId="28B17C4E">
+          <wp:anchor distT="0" distB="0" distL="114300" distR="114300" simplePos="0" relativeHeight="251746304" behindDoc="1" locked="0" layoutInCell="1" allowOverlap="1" wp14:anchorId="062AC266" wp14:editId="77E5F3CC">
             <wp:simplePos x="0" y="0"/>
             <wp:positionH relativeFrom="margin">
               <wp:posOffset>2790190</wp:posOffset>
@@ -9510,7 +9547,7 @@
               </wp:anchor>
             </w:drawing>
           </mc:Choice>
-          <mc:Fallback xmlns:oel="http://schemas.microsoft.com/office/2019/extlst" xmlns:w16du="http://schemas.microsoft.com/office/word/2023/wordml/word16du" xmlns:w16sdtdh="http://schemas.microsoft.com/office/word/2020/wordml/sdtdatahash" xmlns:w16sdtfl="http://schemas.microsoft.com/office/word/2024/wordml/sdtformatlock">
+          <mc:Fallback>
             <w:pict>
               <v:shape w14:anchorId="17126FAE" id="Straight Arrow Connector 3" o:spid="_x0000_s1026" type="#_x0000_t32" style="position:absolute;margin-left:197.2pt;margin-top:6.75pt;width:20.65pt;height:17.2pt;z-index:251751424;visibility:visible;mso-wrap-style:square;mso-width-percent:0;mso-height-percent:0;mso-wrap-distance-left:9pt;mso-wrap-distance-top:0;mso-wrap-distance-right:9pt;mso-wrap-distance-bottom:0;mso-position-horizontal:absolute;mso-position-horizontal-relative:text;mso-position-vertical:absolute;mso-position-vertical-relative:text;mso-width-percent:0;mso-height-percent:0;mso-width-relative:margin;mso-height-relative:margin" o:gfxdata="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" strokecolor="#c00000" strokeweight="2.25pt">
                 <v:stroke endarrow="block"/>
@@ -9898,7 +9935,7 @@
               </wp:anchor>
             </w:drawing>
           </mc:Choice>
-          <mc:Fallback xmlns:oel="http://schemas.microsoft.com/office/2019/extlst" xmlns:w16du="http://schemas.microsoft.com/office/word/2023/wordml/word16du" xmlns:w16sdtdh="http://schemas.microsoft.com/office/word/2020/wordml/sdtdatahash" xmlns:w16sdtfl="http://schemas.microsoft.com/office/word/2024/wordml/sdtformatlock">
+          <mc:Fallback>
             <w:pict>
               <v:rect w14:anchorId="0F6E6EC9" id="Rectangle 1" o:spid="_x0000_s1026" style="position:absolute;margin-left:327.75pt;margin-top:5.8pt;width:87.8pt;height:159.2pt;z-index:251766784;visibility:visible;mso-wrap-style:square;mso-width-percent:0;mso-height-percent:0;mso-wrap-distance-left:9pt;mso-wrap-distance-top:0;mso-wrap-distance-right:9pt;mso-wrap-distance-bottom:0;mso-position-horizontal:absolute;mso-position-horizontal-relative:text;mso-position-vertical:absolute;mso-position-vertical-relative:text;mso-width-percent:0;mso-height-percent:0;mso-width-relative:margin;mso-height-relative:margin;v-text-anchor:middle" o:gfxdata="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" filled="f" strokecolor="#c00000" strokeweight="2pt"/>
             </w:pict>
@@ -10042,7 +10079,7 @@
               </wp:anchor>
             </w:drawing>
           </mc:Choice>
-          <mc:Fallback xmlns:oel="http://schemas.microsoft.com/office/2019/extlst" xmlns:w16du="http://schemas.microsoft.com/office/word/2023/wordml/word16du" xmlns:w16sdtdh="http://schemas.microsoft.com/office/word/2020/wordml/sdtdatahash" xmlns:w16sdtfl="http://schemas.microsoft.com/office/word/2024/wordml/sdtformatlock">
+          <mc:Fallback>
             <w:pict>
               <v:rect w14:anchorId="4187B05E" id="_x0000_s1036" style="position:absolute;margin-left:63.45pt;margin-top:12pt;width:172.35pt;height:51.25pt;z-index:251764736;visibility:visible;mso-wrap-style:square;mso-width-percent:0;mso-height-percent:0;mso-wrap-distance-left:9pt;mso-wrap-distance-top:0;mso-wrap-distance-right:9pt;mso-wrap-distance-bottom:0;mso-position-horizontal:absolute;mso-position-horizontal-relative:text;mso-position-vertical:absolute;mso-position-vertical-relative:text;mso-width-percent:0;mso-height-percent:0;mso-width-relative:margin;mso-height-relative:margin;v-text-anchor:middle" o:gfxdata="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" filled="f" strokecolor="#c00000" strokeweight="2pt">
                 <v:textbox>
@@ -10196,7 +10233,7 @@
               </wp:anchor>
             </w:drawing>
           </mc:Choice>
-          <mc:Fallback xmlns:oel="http://schemas.microsoft.com/office/2019/extlst" xmlns:w16du="http://schemas.microsoft.com/office/word/2023/wordml/word16du" xmlns:w16sdtdh="http://schemas.microsoft.com/office/word/2020/wordml/sdtdatahash" xmlns:w16sdtfl="http://schemas.microsoft.com/office/word/2024/wordml/sdtformatlock">
+          <mc:Fallback>
             <w:pict>
               <v:shape w14:anchorId="1E1702B1" id="Straight Arrow Connector 3" o:spid="_x0000_s1026" type="#_x0000_t32" style="position:absolute;margin-left:119.5pt;margin-top:36.15pt;width:46.3pt;height:33.4pt;z-index:251774976;visibility:visible;mso-wrap-style:square;mso-width-percent:0;mso-height-percent:0;mso-wrap-distance-left:9pt;mso-wrap-distance-top:0;mso-wrap-distance-right:9pt;mso-wrap-distance-bottom:0;mso-position-horizontal:absolute;mso-position-horizontal-relative:text;mso-position-vertical:absolute;mso-position-vertical-relative:text;mso-width-percent:0;mso-height-percent:0;mso-width-relative:margin;mso-height-relative:margin" o:gfxdata="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" strokecolor="#c00000" strokeweight="2.25pt">
                 <v:stroke endarrow="block"/>
@@ -10289,7 +10326,7 @@
               </wp:anchor>
             </w:drawing>
           </mc:Choice>
-          <mc:Fallback xmlns:oel="http://schemas.microsoft.com/office/2019/extlst" xmlns:w16du="http://schemas.microsoft.com/office/word/2023/wordml/word16du" xmlns:w16sdtdh="http://schemas.microsoft.com/office/word/2020/wordml/sdtdatahash" xmlns:w16sdtfl="http://schemas.microsoft.com/office/word/2024/wordml/sdtformatlock">
+          <mc:Fallback>
             <w:pict>
               <v:rect w14:anchorId="62DC149B" id="_x0000_s1037" style="position:absolute;margin-left:168.3pt;margin-top:14.75pt;width:257.5pt;height:143.5pt;z-index:251772928;visibility:visible;mso-wrap-style:square;mso-width-percent:0;mso-height-percent:0;mso-wrap-distance-left:9pt;mso-wrap-distance-top:0;mso-wrap-distance-right:9pt;mso-wrap-distance-bottom:0;mso-position-horizontal:absolute;mso-position-horizontal-relative:text;mso-position-vertical:absolute;mso-position-vertical-relative:text;mso-width-percent:0;mso-height-percent:0;mso-width-relative:margin;mso-height-relative:margin;v-text-anchor:middle" o:gfxdata="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" filled="f" strokecolor="#c00000" strokeweight="2pt">
                 <v:textbox>
@@ -10389,7 +10426,7 @@
               </wp:anchor>
             </w:drawing>
           </mc:Choice>
-          <mc:Fallback xmlns:oel="http://schemas.microsoft.com/office/2019/extlst" xmlns:w16du="http://schemas.microsoft.com/office/word/2023/wordml/word16du" xmlns:w16sdtdh="http://schemas.microsoft.com/office/word/2020/wordml/sdtdatahash" xmlns:w16sdtfl="http://schemas.microsoft.com/office/word/2024/wordml/sdtformatlock">
+          <mc:Fallback>
             <w:pict>
               <v:rect w14:anchorId="67C33D8E" id="_x0000_s1038" style="position:absolute;margin-left:95pt;margin-top:9.95pt;width:24.4pt;height:22.8pt;z-index:251777024;visibility:visible;mso-wrap-style:square;mso-width-percent:0;mso-height-percent:0;mso-wrap-distance-left:9pt;mso-wrap-distance-top:0;mso-wrap-distance-right:9pt;mso-wrap-distance-bottom:0;mso-position-horizontal:absolute;mso-position-horizontal-relative:text;mso-position-vertical:absolute;mso-position-vertical-relative:text;mso-width-percent:0;mso-height-percent:0;mso-width-relative:margin;mso-height-relative:margin;v-text-anchor:middle" o:gfxdata="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" filled="f" strokecolor="#c00000" strokeweight="2pt">
                 <v:textbox>
@@ -10757,7 +10794,7 @@
               </wp:anchor>
             </w:drawing>
           </mc:Choice>
-          <mc:Fallback xmlns:oel="http://schemas.microsoft.com/office/2019/extlst" xmlns:w16du="http://schemas.microsoft.com/office/word/2023/wordml/word16du" xmlns:w16sdtdh="http://schemas.microsoft.com/office/word/2020/wordml/sdtdatahash" xmlns:w16sdtfl="http://schemas.microsoft.com/office/word/2024/wordml/sdtformatlock">
+          <mc:Fallback>
             <w:pict>
               <v:shape w14:anchorId="5E22572A" id="Straight Arrow Connector 3" o:spid="_x0000_s1026" type="#_x0000_t32" style="position:absolute;margin-left:123.6pt;margin-top:88.55pt;width:134.75pt;height:24.95pt;flip:y;z-index:251783168;visibility:visible;mso-wrap-style:square;mso-width-percent:0;mso-height-percent:0;mso-wrap-distance-left:9pt;mso-wrap-distance-top:0;mso-wrap-distance-right:9pt;mso-wrap-distance-bottom:0;mso-position-horizontal:absolute;mso-position-horizontal-relative:text;mso-position-vertical:absolute;mso-position-vertical-relative:text;mso-width-percent:0;mso-height-percent:0;mso-width-relative:margin;mso-height-relative:margin" o:gfxdata="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" strokecolor="#c00000" strokeweight="2.25pt">
                 <v:stroke endarrow="block"/>
@@ -10774,7 +10811,7 @@
           <w:cs/>
         </w:rPr>
         <w:drawing>
-          <wp:anchor distT="0" distB="0" distL="114300" distR="114300" simplePos="0" relativeHeight="251781120" behindDoc="0" locked="0" layoutInCell="1" allowOverlap="1" wp14:anchorId="789B8D2A" wp14:editId="12A6EBD1">
+          <wp:anchor distT="0" distB="0" distL="114300" distR="114300" simplePos="0" relativeHeight="251781120" behindDoc="0" locked="0" layoutInCell="1" allowOverlap="1" wp14:anchorId="789B8D2A" wp14:editId="0073DCB0">
             <wp:simplePos x="0" y="0"/>
             <wp:positionH relativeFrom="column">
               <wp:posOffset>3060700</wp:posOffset>
@@ -10836,7 +10873,7 @@
           <w:cs/>
         </w:rPr>
         <w:drawing>
-          <wp:anchor distT="0" distB="0" distL="114300" distR="114300" simplePos="0" relativeHeight="251779072" behindDoc="0" locked="0" layoutInCell="1" allowOverlap="1" wp14:anchorId="3A7E78FB" wp14:editId="48EEF7D8">
+          <wp:anchor distT="0" distB="0" distL="114300" distR="114300" simplePos="0" relativeHeight="251779072" behindDoc="0" locked="0" layoutInCell="1" allowOverlap="1" wp14:anchorId="3A7E78FB" wp14:editId="2F58E5C7">
             <wp:simplePos x="0" y="0"/>
             <wp:positionH relativeFrom="margin">
               <wp:posOffset>704850</wp:posOffset>
@@ -10909,7 +10946,7 @@
 </file>
 
 <file path=word/endnotes.xml><?xml version="1.0" encoding="utf-8"?>
-<w:endnotes xmlns:wpc="http://schemas.microsoft.com/office/word/2010/wordprocessingCanvas" xmlns:cx="http://schemas.microsoft.com/office/drawing/2014/chartex" xmlns:cx1="http://schemas.microsoft.com/office/drawing/2015/9/8/chartex" xmlns:cx2="http://schemas.microsoft.com/office/drawing/2015/10/21/chartex" xmlns:cx3="http://schemas.microsoft.com/office/drawing/2016/5/9/chartex" xmlns:cx4="http://schemas.microsoft.com/office/drawing/2016/5/10/chartex" xmlns:cx5="http://schemas.microsoft.com/office/drawing/2016/5/11/chartex" xmlns:cx6="http://schemas.microsoft.com/office/drawing/2016/5/12/chartex" xmlns:cx7="http://schemas.microsoft.com/office/drawing/2016/5/13/chartex" xmlns:cx8="http://schemas.microsoft.com/office/drawing/2016/5/14/chartex" xmlns:mc="http://schemas.openxmlformats.org/markup-compatibility/2006" xmlns:aink="http://schemas.microsoft.com/office/drawing/2016/ink" xmlns:am3d="http://schemas.microsoft.com/office/drawing/2017/model3d" xmlns:o="urn:schemas-microsoft-com:office:office" xmlns:r="http://schemas.openxmlformats.org/officeDocument/2006/relationships" xmlns:m="http://schemas.openxmlformats.org/officeDocument/2006/math" xmlns:v="urn:schemas-microsoft-com:vml" xmlns:wp14="http://schemas.microsoft.com/office/word/2010/wordprocessingDrawing" xmlns:wp="http://schemas.openxmlformats.org/drawingml/2006/wordprocessingDrawing" xmlns:w10="urn:schemas-microsoft-com:office:word" xmlns:w="http://schemas.openxmlformats.org/wordprocessingml/2006/main" xmlns:w14="http://schemas.microsoft.com/office/word/2010/wordml" xmlns:w15="http://schemas.microsoft.com/office/word/2012/wordml" xmlns:w16cex="http://schemas.microsoft.com/office/word/2018/wordml/cex" xmlns:w16cid="http://schemas.microsoft.com/office/word/2016/wordml/cid" xmlns:w16="http://schemas.microsoft.com/office/word/2018/wordml" xmlns:w16se="http://schemas.microsoft.com/office/word/2015/wordml/symex" xmlns:wpg="http://schemas.microsoft.com/office/word/2010/wordprocessingGroup" xmlns:wpi="http://schemas.microsoft.com/office/word/2010/wordprocessingInk" xmlns:wne="http://schemas.microsoft.com/office/word/2006/wordml" xmlns:wps="http://schemas.microsoft.com/office/word/2010/wordprocessingShape" mc:Ignorable="w14 w15 w16se w16cid w16 w16cex wp14">
+<w:endnotes xmlns:wpc="http://schemas.microsoft.com/office/word/2010/wordprocessingCanvas" xmlns:cx="http://schemas.microsoft.com/office/drawing/2014/chartex" xmlns:cx1="http://schemas.microsoft.com/office/drawing/2015/9/8/chartex" xmlns:cx2="http://schemas.microsoft.com/office/drawing/2015/10/21/chartex" xmlns:cx3="http://schemas.microsoft.com/office/drawing/2016/5/9/chartex" xmlns:cx4="http://schemas.microsoft.com/office/drawing/2016/5/10/chartex" xmlns:cx5="http://schemas.microsoft.com/office/drawing/2016/5/11/chartex" xmlns:cx6="http://schemas.microsoft.com/office/drawing/2016/5/12/chartex" xmlns:cx7="http://schemas.microsoft.com/office/drawing/2016/5/13/chartex" xmlns:cx8="http://schemas.microsoft.com/office/drawing/2016/5/14/chartex" xmlns:mc="http://schemas.openxmlformats.org/markup-compatibility/2006" xmlns:aink="http://schemas.microsoft.com/office/drawing/2016/ink" xmlns:am3d="http://schemas.microsoft.com/office/drawing/2017/model3d" xmlns:o="urn:schemas-microsoft-com:office:office" xmlns:oel="http://schemas.microsoft.com/office/2019/extlst" xmlns:r="http://schemas.openxmlformats.org/officeDocument/2006/relationships" xmlns:m="http://schemas.openxmlformats.org/officeDocument/2006/math" xmlns:v="urn:schemas-microsoft-com:vml" xmlns:wp14="http://schemas.microsoft.com/office/word/2010/wordprocessingDrawing" xmlns:wp="http://schemas.openxmlformats.org/drawingml/2006/wordprocessingDrawing" xmlns:w10="urn:schemas-microsoft-com:office:word" xmlns:w="http://schemas.openxmlformats.org/wordprocessingml/2006/main" xmlns:w14="http://schemas.microsoft.com/office/word/2010/wordml" xmlns:w15="http://schemas.microsoft.com/office/word/2012/wordml" xmlns:w16cex="http://schemas.microsoft.com/office/word/2018/wordml/cex" xmlns:w16cid="http://schemas.microsoft.com/office/word/2016/wordml/cid" xmlns:w16="http://schemas.microsoft.com/office/word/2018/wordml" xmlns:w16du="http://schemas.microsoft.com/office/word/2023/wordml/word16du" xmlns:w16sdtdh="http://schemas.microsoft.com/office/word/2020/wordml/sdtdatahash" xmlns:w16sdtfl="http://schemas.microsoft.com/office/word/2024/wordml/sdtformatlock" xmlns:w16se="http://schemas.microsoft.com/office/word/2015/wordml/symex" xmlns:wpg="http://schemas.microsoft.com/office/word/2010/wordprocessingGroup" xmlns:wpi="http://schemas.microsoft.com/office/word/2010/wordprocessingInk" xmlns:wne="http://schemas.microsoft.com/office/word/2006/wordml" xmlns:wps="http://schemas.microsoft.com/office/word/2010/wordprocessingShape" mc:Ignorable="w14 w15 w16se w16cid w16 w16cex w16sdtdh w16sdtfl w16du wp14">
   <w:endnote w:type="separator" w:id="-1">
     <w:p>
       <w:r>
@@ -10928,7 +10965,7 @@
 </file>
 
 <file path=word/footer1.xml><?xml version="1.0" encoding="utf-8"?>
-<w:ftr xmlns:wpc="http://schemas.microsoft.com/office/word/2010/wordprocessingCanvas" xmlns:cx="http://schemas.microsoft.com/office/drawing/2014/chartex" xmlns:cx1="http://schemas.microsoft.com/office/drawing/2015/9/8/chartex" xmlns:cx2="http://schemas.microsoft.com/office/drawing/2015/10/21/chartex" xmlns:cx3="http://schemas.microsoft.com/office/drawing/2016/5/9/chartex" xmlns:cx4="http://schemas.microsoft.com/office/drawing/2016/5/10/chartex" xmlns:cx5="http://schemas.microsoft.com/office/drawing/2016/5/11/chartex" xmlns:cx6="http://schemas.microsoft.com/office/drawing/2016/5/12/chartex" xmlns:cx7="http://schemas.microsoft.com/office/drawing/2016/5/13/chartex" xmlns:cx8="http://schemas.microsoft.com/office/drawing/2016/5/14/chartex" xmlns:mc="http://schemas.openxmlformats.org/markup-compatibility/2006" xmlns:aink="http://schemas.microsoft.com/office/drawing/2016/ink" xmlns:am3d="http://schemas.microsoft.com/office/drawing/2017/model3d" xmlns:o="urn:schemas-microsoft-com:office:office" xmlns:r="http://schemas.openxmlformats.org/officeDocument/2006/relationships" xmlns:m="http://schemas.openxmlformats.org/officeDocument/2006/math" xmlns:v="urn:schemas-microsoft-com:vml" xmlns:wp14="http://schemas.microsoft.com/office/word/2010/wordprocessingDrawing" xmlns:wp="http://schemas.openxmlformats.org/drawingml/2006/wordprocessingDrawing" xmlns:w10="urn:schemas-microsoft-com:office:word" xmlns:w="http://schemas.openxmlformats.org/wordprocessingml/2006/main" xmlns:w14="http://schemas.microsoft.com/office/word/2010/wordml" xmlns:w15="http://schemas.microsoft.com/office/word/2012/wordml" xmlns:w16cex="http://schemas.microsoft.com/office/word/2018/wordml/cex" xmlns:w16cid="http://schemas.microsoft.com/office/word/2016/wordml/cid" xmlns:w16="http://schemas.microsoft.com/office/word/2018/wordml" xmlns:w16se="http://schemas.microsoft.com/office/word/2015/wordml/symex" xmlns:wpg="http://schemas.microsoft.com/office/word/2010/wordprocessingGroup" xmlns:wpi="http://schemas.microsoft.com/office/word/2010/wordprocessingInk" xmlns:wne="http://schemas.microsoft.com/office/word/2006/wordml" xmlns:wps="http://schemas.microsoft.com/office/word/2010/wordprocessingShape" mc:Ignorable="w14 w15 w16se w16cid w16 w16cex wp14">
+<w:ftr xmlns:wpc="http://schemas.microsoft.com/office/word/2010/wordprocessingCanvas" xmlns:cx="http://schemas.microsoft.com/office/drawing/2014/chartex" xmlns:cx1="http://schemas.microsoft.com/office/drawing/2015/9/8/chartex" xmlns:cx2="http://schemas.microsoft.com/office/drawing/2015/10/21/chartex" xmlns:cx3="http://schemas.microsoft.com/office/drawing/2016/5/9/chartex" xmlns:cx4="http://schemas.microsoft.com/office/drawing/2016/5/10/chartex" xmlns:cx5="http://schemas.microsoft.com/office/drawing/2016/5/11/chartex" xmlns:cx6="http://schemas.microsoft.com/office/drawing/2016/5/12/chartex" xmlns:cx7="http://schemas.microsoft.com/office/drawing/2016/5/13/chartex" xmlns:cx8="http://schemas.microsoft.com/office/drawing/2016/5/14/chartex" xmlns:mc="http://schemas.openxmlformats.org/markup-compatibility/2006" xmlns:aink="http://schemas.microsoft.com/office/drawing/2016/ink" xmlns:am3d="http://schemas.microsoft.com/office/drawing/2017/model3d" xmlns:o="urn:schemas-microsoft-com:office:office" xmlns:oel="http://schemas.microsoft.com/office/2019/extlst" xmlns:r="http://schemas.openxmlformats.org/officeDocument/2006/relationships" xmlns:m="http://schemas.openxmlformats.org/officeDocument/2006/math" xmlns:v="urn:schemas-microsoft-com:vml" xmlns:wp14="http://schemas.microsoft.com/office/word/2010/wordprocessingDrawing" xmlns:wp="http://schemas.openxmlformats.org/drawingml/2006/wordprocessingDrawing" xmlns:w10="urn:schemas-microsoft-com:office:word" xmlns:w="http://schemas.openxmlformats.org/wordprocessingml/2006/main" xmlns:w14="http://schemas.microsoft.com/office/word/2010/wordml" xmlns:w15="http://schemas.microsoft.com/office/word/2012/wordml" xmlns:w16cex="http://schemas.microsoft.com/office/word/2018/wordml/cex" xmlns:w16cid="http://schemas.microsoft.com/office/word/2016/wordml/cid" xmlns:w16="http://schemas.microsoft.com/office/word/2018/wordml" xmlns:w16du="http://schemas.microsoft.com/office/word/2023/wordml/word16du" xmlns:w16sdtdh="http://schemas.microsoft.com/office/word/2020/wordml/sdtdatahash" xmlns:w16sdtfl="http://schemas.microsoft.com/office/word/2024/wordml/sdtformatlock" xmlns:w16se="http://schemas.microsoft.com/office/word/2015/wordml/symex" xmlns:wpg="http://schemas.microsoft.com/office/word/2010/wordprocessingGroup" xmlns:wpi="http://schemas.microsoft.com/office/word/2010/wordprocessingInk" xmlns:wne="http://schemas.microsoft.com/office/word/2006/wordml" xmlns:wps="http://schemas.microsoft.com/office/word/2010/wordprocessingShape" mc:Ignorable="w14 w15 w16se w16cid w16 w16cex w16sdtdh w16sdtfl w16du wp14">
   <w:p>
     <w:pPr>
       <w:pStyle w:val="Footer"/>
@@ -10939,7 +10976,7 @@
 </file>
 
 <file path=word/footer2.xml><?xml version="1.0" encoding="utf-8"?>
-<w:ftr xmlns:wpc="http://schemas.microsoft.com/office/word/2010/wordprocessingCanvas" xmlns:cx="http://schemas.microsoft.com/office/drawing/2014/chartex" xmlns:cx1="http://schemas.microsoft.com/office/drawing/2015/9/8/chartex" xmlns:cx2="http://schemas.microsoft.com/office/drawing/2015/10/21/chartex" xmlns:cx3="http://schemas.microsoft.com/office/drawing/2016/5/9/chartex" xmlns:cx4="http://schemas.microsoft.com/office/drawing/2016/5/10/chartex" xmlns:cx5="http://schemas.microsoft.com/office/drawing/2016/5/11/chartex" xmlns:cx6="http://schemas.microsoft.com/office/drawing/2016/5/12/chartex" xmlns:cx7="http://schemas.microsoft.com/office/drawing/2016/5/13/chartex" xmlns:cx8="http://schemas.microsoft.com/office/drawing/2016/5/14/chartex" xmlns:mc="http://schemas.openxmlformats.org/markup-compatibility/2006" xmlns:aink="http://schemas.microsoft.com/office/drawing/2016/ink" xmlns:am3d="http://schemas.microsoft.com/office/drawing/2017/model3d" xmlns:o="urn:schemas-microsoft-com:office:office" xmlns:r="http://schemas.openxmlformats.org/officeDocument/2006/relationships" xmlns:m="http://schemas.openxmlformats.org/officeDocument/2006/math" xmlns:v="urn:schemas-microsoft-com:vml" xmlns:wp14="http://schemas.microsoft.com/office/word/2010/wordprocessingDrawing" xmlns:wp="http://schemas.openxmlformats.org/drawingml/2006/wordprocessingDrawing" xmlns:w10="urn:schemas-microsoft-com:office:word" xmlns:w="http://schemas.openxmlformats.org/wordprocessingml/2006/main" xmlns:w14="http://schemas.microsoft.com/office/word/2010/wordml" xmlns:w15="http://schemas.microsoft.com/office/word/2012/wordml" xmlns:w16cex="http://schemas.microsoft.com/office/word/2018/wordml/cex" xmlns:w16cid="http://schemas.microsoft.com/office/word/2016/wordml/cid" xmlns:w16="http://schemas.microsoft.com/office/word/2018/wordml" xmlns:w16se="http://schemas.microsoft.com/office/word/2015/wordml/symex" xmlns:wpg="http://schemas.microsoft.com/office/word/2010/wordprocessingGroup" xmlns:wpi="http://schemas.microsoft.com/office/word/2010/wordprocessingInk" xmlns:wne="http://schemas.microsoft.com/office/word/2006/wordml" xmlns:wps="http://schemas.microsoft.com/office/word/2010/wordprocessingShape" mc:Ignorable="w14 w15 w16se w16cid w16 w16cex wp14">
+<w:ftr xmlns:wpc="http://schemas.microsoft.com/office/word/2010/wordprocessingCanvas" xmlns:cx="http://schemas.microsoft.com/office/drawing/2014/chartex" xmlns:cx1="http://schemas.microsoft.com/office/drawing/2015/9/8/chartex" xmlns:cx2="http://schemas.microsoft.com/office/drawing/2015/10/21/chartex" xmlns:cx3="http://schemas.microsoft.com/office/drawing/2016/5/9/chartex" xmlns:cx4="http://schemas.microsoft.com/office/drawing/2016/5/10/chartex" xmlns:cx5="http://schemas.microsoft.com/office/drawing/2016/5/11/chartex" xmlns:cx6="http://schemas.microsoft.com/office/drawing/2016/5/12/chartex" xmlns:cx7="http://schemas.microsoft.com/office/drawing/2016/5/13/chartex" xmlns:cx8="http://schemas.microsoft.com/office/drawing/2016/5/14/chartex" xmlns:mc="http://schemas.openxmlformats.org/markup-compatibility/2006" xmlns:aink="http://schemas.microsoft.com/office/drawing/2016/ink" xmlns:am3d="http://schemas.microsoft.com/office/drawing/2017/model3d" xmlns:o="urn:schemas-microsoft-com:office:office" xmlns:oel="http://schemas.microsoft.com/office/2019/extlst" xmlns:r="http://schemas.openxmlformats.org/officeDocument/2006/relationships" xmlns:m="http://schemas.openxmlformats.org/officeDocument/2006/math" xmlns:v="urn:schemas-microsoft-com:vml" xmlns:wp14="http://schemas.microsoft.com/office/word/2010/wordprocessingDrawing" xmlns:wp="http://schemas.openxmlformats.org/drawingml/2006/wordprocessingDrawing" xmlns:w10="urn:schemas-microsoft-com:office:word" xmlns:w="http://schemas.openxmlformats.org/wordprocessingml/2006/main" xmlns:w14="http://schemas.microsoft.com/office/word/2010/wordml" xmlns:w15="http://schemas.microsoft.com/office/word/2012/wordml" xmlns:w16cex="http://schemas.microsoft.com/office/word/2018/wordml/cex" xmlns:w16cid="http://schemas.microsoft.com/office/word/2016/wordml/cid" xmlns:w16="http://schemas.microsoft.com/office/word/2018/wordml" xmlns:w16du="http://schemas.microsoft.com/office/word/2023/wordml/word16du" xmlns:w16sdtdh="http://schemas.microsoft.com/office/word/2020/wordml/sdtdatahash" xmlns:w16sdtfl="http://schemas.microsoft.com/office/word/2024/wordml/sdtformatlock" xmlns:w16se="http://schemas.microsoft.com/office/word/2015/wordml/symex" xmlns:wpg="http://schemas.microsoft.com/office/word/2010/wordprocessingGroup" xmlns:wpi="http://schemas.microsoft.com/office/word/2010/wordprocessingInk" xmlns:wne="http://schemas.microsoft.com/office/word/2006/wordml" xmlns:wps="http://schemas.microsoft.com/office/word/2010/wordprocessingShape" mc:Ignorable="w14 w15 w16se w16cid w16 w16cex w16sdtdh w16sdtfl w16du wp14">
   <w:p>
     <w:pPr>
       <w:widowControl w:val="0"/>
@@ -11004,8 +11041,8 @@
               <w:color w:val="000000"/>
             </w:rPr>
           </w:pPr>
-          <w:bookmarkStart w:id="2" w:name="_heading=h.82mvnohqqnvf" w:colFirst="0" w:colLast="0"/>
-          <w:bookmarkEnd w:id="2"/>
+          <w:bookmarkStart w:id="1" w:name="_heading=h.82mvnohqqnvf" w:colFirst="0" w:colLast="0"/>
+          <w:bookmarkEnd w:id="1"/>
           <w:r>
             <w:rPr>
               <w:rFonts w:hint="cs"/>
@@ -11217,7 +11254,7 @@
             <w:rPr>
               <w:color w:val="000000"/>
             </w:rPr>
-            <w:t>25</w:t>
+            <w:t>01</w:t>
           </w:r>
           <w:proofErr w:type="gramEnd"/>
           <w:r>
@@ -11232,7 +11269,13 @@
               <w:color w:val="000000"/>
               <w:cs/>
             </w:rPr>
-            <w:t>08</w:t>
+            <w:t>0</w:t>
+          </w:r>
+          <w:r>
+            <w:rPr>
+              <w:color w:val="000000"/>
+            </w:rPr>
+            <w:t>9</w:t>
           </w:r>
           <w:r>
             <w:rPr>
@@ -11369,8 +11412,8 @@
         <w:color w:val="000000"/>
       </w:rPr>
     </w:pPr>
-    <w:bookmarkStart w:id="3" w:name="_heading=h.1g25kzxmzbrx" w:colFirst="0" w:colLast="0"/>
-    <w:bookmarkEnd w:id="3"/>
+    <w:bookmarkStart w:id="2" w:name="_heading=h.1g25kzxmzbrx" w:colFirst="0" w:colLast="0"/>
+    <w:bookmarkEnd w:id="2"/>
     <w:r>
       <w:rPr>
         <w:color w:val="000000"/>
@@ -11415,7 +11458,7 @@
 </file>
 
 <file path=word/footer3.xml><?xml version="1.0" encoding="utf-8"?>
-<w:ftr xmlns:wpc="http://schemas.microsoft.com/office/word/2010/wordprocessingCanvas" xmlns:cx="http://schemas.microsoft.com/office/drawing/2014/chartex" xmlns:cx1="http://schemas.microsoft.com/office/drawing/2015/9/8/chartex" xmlns:cx2="http://schemas.microsoft.com/office/drawing/2015/10/21/chartex" xmlns:cx3="http://schemas.microsoft.com/office/drawing/2016/5/9/chartex" xmlns:cx4="http://schemas.microsoft.com/office/drawing/2016/5/10/chartex" xmlns:cx5="http://schemas.microsoft.com/office/drawing/2016/5/11/chartex" xmlns:cx6="http://schemas.microsoft.com/office/drawing/2016/5/12/chartex" xmlns:cx7="http://schemas.microsoft.com/office/drawing/2016/5/13/chartex" xmlns:cx8="http://schemas.microsoft.com/office/drawing/2016/5/14/chartex" xmlns:mc="http://schemas.openxmlformats.org/markup-compatibility/2006" xmlns:aink="http://schemas.microsoft.com/office/drawing/2016/ink" xmlns:am3d="http://schemas.microsoft.com/office/drawing/2017/model3d" xmlns:o="urn:schemas-microsoft-com:office:office" xmlns:r="http://schemas.openxmlformats.org/officeDocument/2006/relationships" xmlns:m="http://schemas.openxmlformats.org/officeDocument/2006/math" xmlns:v="urn:schemas-microsoft-com:vml" xmlns:wp14="http://schemas.microsoft.com/office/word/2010/wordprocessingDrawing" xmlns:wp="http://schemas.openxmlformats.org/drawingml/2006/wordprocessingDrawing" xmlns:w10="urn:schemas-microsoft-com:office:word" xmlns:w="http://schemas.openxmlformats.org/wordprocessingml/2006/main" xmlns:w14="http://schemas.microsoft.com/office/word/2010/wordml" xmlns:w15="http://schemas.microsoft.com/office/word/2012/wordml" xmlns:w16cex="http://schemas.microsoft.com/office/word/2018/wordml/cex" xmlns:w16cid="http://schemas.microsoft.com/office/word/2016/wordml/cid" xmlns:w16="http://schemas.microsoft.com/office/word/2018/wordml" xmlns:w16se="http://schemas.microsoft.com/office/word/2015/wordml/symex" xmlns:wpg="http://schemas.microsoft.com/office/word/2010/wordprocessingGroup" xmlns:wpi="http://schemas.microsoft.com/office/word/2010/wordprocessingInk" xmlns:wne="http://schemas.microsoft.com/office/word/2006/wordml" xmlns:wps="http://schemas.microsoft.com/office/word/2010/wordprocessingShape" mc:Ignorable="w14 w15 w16se w16cid w16 w16cex wp14">
+<w:ftr xmlns:wpc="http://schemas.microsoft.com/office/word/2010/wordprocessingCanvas" xmlns:cx="http://schemas.microsoft.com/office/drawing/2014/chartex" xmlns:cx1="http://schemas.microsoft.com/office/drawing/2015/9/8/chartex" xmlns:cx2="http://schemas.microsoft.com/office/drawing/2015/10/21/chartex" xmlns:cx3="http://schemas.microsoft.com/office/drawing/2016/5/9/chartex" xmlns:cx4="http://schemas.microsoft.com/office/drawing/2016/5/10/chartex" xmlns:cx5="http://schemas.microsoft.com/office/drawing/2016/5/11/chartex" xmlns:cx6="http://schemas.microsoft.com/office/drawing/2016/5/12/chartex" xmlns:cx7="http://schemas.microsoft.com/office/drawing/2016/5/13/chartex" xmlns:cx8="http://schemas.microsoft.com/office/drawing/2016/5/14/chartex" xmlns:mc="http://schemas.openxmlformats.org/markup-compatibility/2006" xmlns:aink="http://schemas.microsoft.com/office/drawing/2016/ink" xmlns:am3d="http://schemas.microsoft.com/office/drawing/2017/model3d" xmlns:o="urn:schemas-microsoft-com:office:office" xmlns:oel="http://schemas.microsoft.com/office/2019/extlst" xmlns:r="http://schemas.openxmlformats.org/officeDocument/2006/relationships" xmlns:m="http://schemas.openxmlformats.org/officeDocument/2006/math" xmlns:v="urn:schemas-microsoft-com:vml" xmlns:wp14="http://schemas.microsoft.com/office/word/2010/wordprocessingDrawing" xmlns:wp="http://schemas.openxmlformats.org/drawingml/2006/wordprocessingDrawing" xmlns:w10="urn:schemas-microsoft-com:office:word" xmlns:w="http://schemas.openxmlformats.org/wordprocessingml/2006/main" xmlns:w14="http://schemas.microsoft.com/office/word/2010/wordml" xmlns:w15="http://schemas.microsoft.com/office/word/2012/wordml" xmlns:w16cex="http://schemas.microsoft.com/office/word/2018/wordml/cex" xmlns:w16cid="http://schemas.microsoft.com/office/word/2016/wordml/cid" xmlns:w16="http://schemas.microsoft.com/office/word/2018/wordml" xmlns:w16du="http://schemas.microsoft.com/office/word/2023/wordml/word16du" xmlns:w16sdtdh="http://schemas.microsoft.com/office/word/2020/wordml/sdtdatahash" xmlns:w16sdtfl="http://schemas.microsoft.com/office/word/2024/wordml/sdtformatlock" xmlns:w16se="http://schemas.microsoft.com/office/word/2015/wordml/symex" xmlns:wpg="http://schemas.microsoft.com/office/word/2010/wordprocessingGroup" xmlns:wpi="http://schemas.microsoft.com/office/word/2010/wordprocessingInk" xmlns:wne="http://schemas.microsoft.com/office/word/2006/wordml" xmlns:wps="http://schemas.microsoft.com/office/word/2010/wordprocessingShape" mc:Ignorable="w14 w15 w16se w16cid w16 w16cex w16sdtdh w16sdtfl w16du wp14">
   <w:p>
     <w:pPr>
       <w:pStyle w:val="Footer"/>
@@ -11426,7 +11469,7 @@
 </file>
 
 <file path=word/footnotes.xml><?xml version="1.0" encoding="utf-8"?>
-<w:footnotes xmlns:wpc="http://schemas.microsoft.com/office/word/2010/wordprocessingCanvas" xmlns:cx="http://schemas.microsoft.com/office/drawing/2014/chartex" xmlns:cx1="http://schemas.microsoft.com/office/drawing/2015/9/8/chartex" xmlns:cx2="http://schemas.microsoft.com/office/drawing/2015/10/21/chartex" xmlns:cx3="http://schemas.microsoft.com/office/drawing/2016/5/9/chartex" xmlns:cx4="http://schemas.microsoft.com/office/drawing/2016/5/10/chartex" xmlns:cx5="http://schemas.microsoft.com/office/drawing/2016/5/11/chartex" xmlns:cx6="http://schemas.microsoft.com/office/drawing/2016/5/12/chartex" xmlns:cx7="http://schemas.microsoft.com/office/drawing/2016/5/13/chartex" xmlns:cx8="http://schemas.microsoft.com/office/drawing/2016/5/14/chartex" xmlns:mc="http://schemas.openxmlformats.org/markup-compatibility/2006" xmlns:aink="http://schemas.microsoft.com/office/drawing/2016/ink" xmlns:am3d="http://schemas.microsoft.com/office/drawing/2017/model3d" xmlns:o="urn:schemas-microsoft-com:office:office" xmlns:r="http://schemas.openxmlformats.org/officeDocument/2006/relationships" xmlns:m="http://schemas.openxmlformats.org/officeDocument/2006/math" xmlns:v="urn:schemas-microsoft-com:vml" xmlns:wp14="http://schemas.microsoft.com/office/word/2010/wordprocessingDrawing" xmlns:wp="http://schemas.openxmlformats.org/drawingml/2006/wordprocessingDrawing" xmlns:w10="urn:schemas-microsoft-com:office:word" xmlns:w="http://schemas.openxmlformats.org/wordprocessingml/2006/main" xmlns:w14="http://schemas.microsoft.com/office/word/2010/wordml" xmlns:w15="http://schemas.microsoft.com/office/word/2012/wordml" xmlns:w16cex="http://schemas.microsoft.com/office/word/2018/wordml/cex" xmlns:w16cid="http://schemas.microsoft.com/office/word/2016/wordml/cid" xmlns:w16="http://schemas.microsoft.com/office/word/2018/wordml" xmlns:w16se="http://schemas.microsoft.com/office/word/2015/wordml/symex" xmlns:wpg="http://schemas.microsoft.com/office/word/2010/wordprocessingGroup" xmlns:wpi="http://schemas.microsoft.com/office/word/2010/wordprocessingInk" xmlns:wne="http://schemas.microsoft.com/office/word/2006/wordml" xmlns:wps="http://schemas.microsoft.com/office/word/2010/wordprocessingShape" mc:Ignorable="w14 w15 w16se w16cid w16 w16cex wp14">
+<w:footnotes xmlns:wpc="http://schemas.microsoft.com/office/word/2010/wordprocessingCanvas" xmlns:cx="http://schemas.microsoft.com/office/drawing/2014/chartex" xmlns:cx1="http://schemas.microsoft.com/office/drawing/2015/9/8/chartex" xmlns:cx2="http://schemas.microsoft.com/office/drawing/2015/10/21/chartex" xmlns:cx3="http://schemas.microsoft.com/office/drawing/2016/5/9/chartex" xmlns:cx4="http://schemas.microsoft.com/office/drawing/2016/5/10/chartex" xmlns:cx5="http://schemas.microsoft.com/office/drawing/2016/5/11/chartex" xmlns:cx6="http://schemas.microsoft.com/office/drawing/2016/5/12/chartex" xmlns:cx7="http://schemas.microsoft.com/office/drawing/2016/5/13/chartex" xmlns:cx8="http://schemas.microsoft.com/office/drawing/2016/5/14/chartex" xmlns:mc="http://schemas.openxmlformats.org/markup-compatibility/2006" xmlns:aink="http://schemas.microsoft.com/office/drawing/2016/ink" xmlns:am3d="http://schemas.microsoft.com/office/drawing/2017/model3d" xmlns:o="urn:schemas-microsoft-com:office:office" xmlns:oel="http://schemas.microsoft.com/office/2019/extlst" xmlns:r="http://schemas.openxmlformats.org/officeDocument/2006/relationships" xmlns:m="http://schemas.openxmlformats.org/officeDocument/2006/math" xmlns:v="urn:schemas-microsoft-com:vml" xmlns:wp14="http://schemas.microsoft.com/office/word/2010/wordprocessingDrawing" xmlns:wp="http://schemas.openxmlformats.org/drawingml/2006/wordprocessingDrawing" xmlns:w10="urn:schemas-microsoft-com:office:word" xmlns:w="http://schemas.openxmlformats.org/wordprocessingml/2006/main" xmlns:w14="http://schemas.microsoft.com/office/word/2010/wordml" xmlns:w15="http://schemas.microsoft.com/office/word/2012/wordml" xmlns:w16cex="http://schemas.microsoft.com/office/word/2018/wordml/cex" xmlns:w16cid="http://schemas.microsoft.com/office/word/2016/wordml/cid" xmlns:w16="http://schemas.microsoft.com/office/word/2018/wordml" xmlns:w16du="http://schemas.microsoft.com/office/word/2023/wordml/word16du" xmlns:w16sdtdh="http://schemas.microsoft.com/office/word/2020/wordml/sdtdatahash" xmlns:w16sdtfl="http://schemas.microsoft.com/office/word/2024/wordml/sdtformatlock" xmlns:w16se="http://schemas.microsoft.com/office/word/2015/wordml/symex" xmlns:wpg="http://schemas.microsoft.com/office/word/2010/wordprocessingGroup" xmlns:wpi="http://schemas.microsoft.com/office/word/2010/wordprocessingInk" xmlns:wne="http://schemas.microsoft.com/office/word/2006/wordml" xmlns:wps="http://schemas.microsoft.com/office/word/2010/wordprocessingShape" mc:Ignorable="w14 w15 w16se w16cid w16 w16cex w16sdtdh w16sdtfl w16du wp14">
   <w:footnote w:type="separator" w:id="-1">
     <w:p>
       <w:r>
@@ -11445,7 +11488,7 @@
 </file>
 
 <file path=word/header1.xml><?xml version="1.0" encoding="utf-8"?>
-<w:hdr xmlns:wpc="http://schemas.microsoft.com/office/word/2010/wordprocessingCanvas" xmlns:cx="http://schemas.microsoft.com/office/drawing/2014/chartex" xmlns:cx1="http://schemas.microsoft.com/office/drawing/2015/9/8/chartex" xmlns:cx2="http://schemas.microsoft.com/office/drawing/2015/10/21/chartex" xmlns:cx3="http://schemas.microsoft.com/office/drawing/2016/5/9/chartex" xmlns:cx4="http://schemas.microsoft.com/office/drawing/2016/5/10/chartex" xmlns:cx5="http://schemas.microsoft.com/office/drawing/2016/5/11/chartex" xmlns:cx6="http://schemas.microsoft.com/office/drawing/2016/5/12/chartex" xmlns:cx7="http://schemas.microsoft.com/office/drawing/2016/5/13/chartex" xmlns:cx8="http://schemas.microsoft.com/office/drawing/2016/5/14/chartex" xmlns:mc="http://schemas.openxmlformats.org/markup-compatibility/2006" xmlns:aink="http://schemas.microsoft.com/office/drawing/2016/ink" xmlns:am3d="http://schemas.microsoft.com/office/drawing/2017/model3d" xmlns:o="urn:schemas-microsoft-com:office:office" xmlns:r="http://schemas.openxmlformats.org/officeDocument/2006/relationships" xmlns:m="http://schemas.openxmlformats.org/officeDocument/2006/math" xmlns:v="urn:schemas-microsoft-com:vml" xmlns:wp14="http://schemas.microsoft.com/office/word/2010/wordprocessingDrawing" xmlns:wp="http://schemas.openxmlformats.org/drawingml/2006/wordprocessingDrawing" xmlns:w10="urn:schemas-microsoft-com:office:word" xmlns:w="http://schemas.openxmlformats.org/wordprocessingml/2006/main" xmlns:w14="http://schemas.microsoft.com/office/word/2010/wordml" xmlns:w15="http://schemas.microsoft.com/office/word/2012/wordml" xmlns:w16cex="http://schemas.microsoft.com/office/word/2018/wordml/cex" xmlns:w16cid="http://schemas.microsoft.com/office/word/2016/wordml/cid" xmlns:w16="http://schemas.microsoft.com/office/word/2018/wordml" xmlns:w16se="http://schemas.microsoft.com/office/word/2015/wordml/symex" xmlns:wpg="http://schemas.microsoft.com/office/word/2010/wordprocessingGroup" xmlns:wpi="http://schemas.microsoft.com/office/word/2010/wordprocessingInk" xmlns:wne="http://schemas.microsoft.com/office/word/2006/wordml" xmlns:wps="http://schemas.microsoft.com/office/word/2010/wordprocessingShape" mc:Ignorable="w14 w15 w16se w16cid w16 w16cex wp14">
+<w:hdr xmlns:wpc="http://schemas.microsoft.com/office/word/2010/wordprocessingCanvas" xmlns:cx="http://schemas.microsoft.com/office/drawing/2014/chartex" xmlns:cx1="http://schemas.microsoft.com/office/drawing/2015/9/8/chartex" xmlns:cx2="http://schemas.microsoft.com/office/drawing/2015/10/21/chartex" xmlns:cx3="http://schemas.microsoft.com/office/drawing/2016/5/9/chartex" xmlns:cx4="http://schemas.microsoft.com/office/drawing/2016/5/10/chartex" xmlns:cx5="http://schemas.microsoft.com/office/drawing/2016/5/11/chartex" xmlns:cx6="http://schemas.microsoft.com/office/drawing/2016/5/12/chartex" xmlns:cx7="http://schemas.microsoft.com/office/drawing/2016/5/13/chartex" xmlns:cx8="http://schemas.microsoft.com/office/drawing/2016/5/14/chartex" xmlns:mc="http://schemas.openxmlformats.org/markup-compatibility/2006" xmlns:aink="http://schemas.microsoft.com/office/drawing/2016/ink" xmlns:am3d="http://schemas.microsoft.com/office/drawing/2017/model3d" xmlns:o="urn:schemas-microsoft-com:office:office" xmlns:oel="http://schemas.microsoft.com/office/2019/extlst" xmlns:r="http://schemas.openxmlformats.org/officeDocument/2006/relationships" xmlns:m="http://schemas.openxmlformats.org/officeDocument/2006/math" xmlns:v="urn:schemas-microsoft-com:vml" xmlns:wp14="http://schemas.microsoft.com/office/word/2010/wordprocessingDrawing" xmlns:wp="http://schemas.openxmlformats.org/drawingml/2006/wordprocessingDrawing" xmlns:w10="urn:schemas-microsoft-com:office:word" xmlns:w="http://schemas.openxmlformats.org/wordprocessingml/2006/main" xmlns:w14="http://schemas.microsoft.com/office/word/2010/wordml" xmlns:w15="http://schemas.microsoft.com/office/word/2012/wordml" xmlns:w16cex="http://schemas.microsoft.com/office/word/2018/wordml/cex" xmlns:w16cid="http://schemas.microsoft.com/office/word/2016/wordml/cid" xmlns:w16="http://schemas.microsoft.com/office/word/2018/wordml" xmlns:w16du="http://schemas.microsoft.com/office/word/2023/wordml/word16du" xmlns:w16sdtdh="http://schemas.microsoft.com/office/word/2020/wordml/sdtdatahash" xmlns:w16sdtfl="http://schemas.microsoft.com/office/word/2024/wordml/sdtformatlock" xmlns:w16se="http://schemas.microsoft.com/office/word/2015/wordml/symex" xmlns:wpg="http://schemas.microsoft.com/office/word/2010/wordprocessingGroup" xmlns:wpi="http://schemas.microsoft.com/office/word/2010/wordprocessingInk" xmlns:wne="http://schemas.microsoft.com/office/word/2006/wordml" xmlns:wps="http://schemas.microsoft.com/office/word/2010/wordprocessingShape" mc:Ignorable="w14 w15 w16se w16cid w16 w16cex w16sdtdh w16sdtfl w16du wp14">
   <w:p>
     <w:pPr>
       <w:pStyle w:val="Header"/>
@@ -11456,7 +11499,7 @@
 </file>
 
 <file path=word/header2.xml><?xml version="1.0" encoding="utf-8"?>
-<w:hdr xmlns:wpc="http://schemas.microsoft.com/office/word/2010/wordprocessingCanvas" xmlns:cx="http://schemas.microsoft.com/office/drawing/2014/chartex" xmlns:cx1="http://schemas.microsoft.com/office/drawing/2015/9/8/chartex" xmlns:cx2="http://schemas.microsoft.com/office/drawing/2015/10/21/chartex" xmlns:cx3="http://schemas.microsoft.com/office/drawing/2016/5/9/chartex" xmlns:cx4="http://schemas.microsoft.com/office/drawing/2016/5/10/chartex" xmlns:cx5="http://schemas.microsoft.com/office/drawing/2016/5/11/chartex" xmlns:cx6="http://schemas.microsoft.com/office/drawing/2016/5/12/chartex" xmlns:cx7="http://schemas.microsoft.com/office/drawing/2016/5/13/chartex" xmlns:cx8="http://schemas.microsoft.com/office/drawing/2016/5/14/chartex" xmlns:mc="http://schemas.openxmlformats.org/markup-compatibility/2006" xmlns:aink="http://schemas.microsoft.com/office/drawing/2016/ink" xmlns:am3d="http://schemas.microsoft.com/office/drawing/2017/model3d" xmlns:o="urn:schemas-microsoft-com:office:office" xmlns:r="http://schemas.openxmlformats.org/officeDocument/2006/relationships" xmlns:m="http://schemas.openxmlformats.org/officeDocument/2006/math" xmlns:v="urn:schemas-microsoft-com:vml" xmlns:wp14="http://schemas.microsoft.com/office/word/2010/wordprocessingDrawing" xmlns:wp="http://schemas.openxmlformats.org/drawingml/2006/wordprocessingDrawing" xmlns:w10="urn:schemas-microsoft-com:office:word" xmlns:w="http://schemas.openxmlformats.org/wordprocessingml/2006/main" xmlns:w14="http://schemas.microsoft.com/office/word/2010/wordml" xmlns:w15="http://schemas.microsoft.com/office/word/2012/wordml" xmlns:w16cex="http://schemas.microsoft.com/office/word/2018/wordml/cex" xmlns:w16cid="http://schemas.microsoft.com/office/word/2016/wordml/cid" xmlns:w16="http://schemas.microsoft.com/office/word/2018/wordml" xmlns:w16se="http://schemas.microsoft.com/office/word/2015/wordml/symex" xmlns:wpg="http://schemas.microsoft.com/office/word/2010/wordprocessingGroup" xmlns:wpi="http://schemas.microsoft.com/office/word/2010/wordprocessingInk" xmlns:wne="http://schemas.microsoft.com/office/word/2006/wordml" xmlns:wps="http://schemas.microsoft.com/office/word/2010/wordprocessingShape" mc:Ignorable="w14 w15 w16se w16cid w16 w16cex wp14">
+<w:hdr xmlns:wpc="http://schemas.microsoft.com/office/word/2010/wordprocessingCanvas" xmlns:cx="http://schemas.microsoft.com/office/drawing/2014/chartex" xmlns:cx1="http://schemas.microsoft.com/office/drawing/2015/9/8/chartex" xmlns:cx2="http://schemas.microsoft.com/office/drawing/2015/10/21/chartex" xmlns:cx3="http://schemas.microsoft.com/office/drawing/2016/5/9/chartex" xmlns:cx4="http://schemas.microsoft.com/office/drawing/2016/5/10/chartex" xmlns:cx5="http://schemas.microsoft.com/office/drawing/2016/5/11/chartex" xmlns:cx6="http://schemas.microsoft.com/office/drawing/2016/5/12/chartex" xmlns:cx7="http://schemas.microsoft.com/office/drawing/2016/5/13/chartex" xmlns:cx8="http://schemas.microsoft.com/office/drawing/2016/5/14/chartex" xmlns:mc="http://schemas.openxmlformats.org/markup-compatibility/2006" xmlns:aink="http://schemas.microsoft.com/office/drawing/2016/ink" xmlns:am3d="http://schemas.microsoft.com/office/drawing/2017/model3d" xmlns:o="urn:schemas-microsoft-com:office:office" xmlns:oel="http://schemas.microsoft.com/office/2019/extlst" xmlns:r="http://schemas.openxmlformats.org/officeDocument/2006/relationships" xmlns:m="http://schemas.openxmlformats.org/officeDocument/2006/math" xmlns:v="urn:schemas-microsoft-com:vml" xmlns:wp14="http://schemas.microsoft.com/office/word/2010/wordprocessingDrawing" xmlns:wp="http://schemas.openxmlformats.org/drawingml/2006/wordprocessingDrawing" xmlns:w10="urn:schemas-microsoft-com:office:word" xmlns:w="http://schemas.openxmlformats.org/wordprocessingml/2006/main" xmlns:w14="http://schemas.microsoft.com/office/word/2010/wordml" xmlns:w15="http://schemas.microsoft.com/office/word/2012/wordml" xmlns:w16cex="http://schemas.microsoft.com/office/word/2018/wordml/cex" xmlns:w16cid="http://schemas.microsoft.com/office/word/2016/wordml/cid" xmlns:w16="http://schemas.microsoft.com/office/word/2018/wordml" xmlns:w16du="http://schemas.microsoft.com/office/word/2023/wordml/word16du" xmlns:w16sdtdh="http://schemas.microsoft.com/office/word/2020/wordml/sdtdatahash" xmlns:w16sdtfl="http://schemas.microsoft.com/office/word/2024/wordml/sdtformatlock" xmlns:w16se="http://schemas.microsoft.com/office/word/2015/wordml/symex" xmlns:wpg="http://schemas.microsoft.com/office/word/2010/wordprocessingGroup" xmlns:wpi="http://schemas.microsoft.com/office/word/2010/wordprocessingInk" xmlns:wne="http://schemas.microsoft.com/office/word/2006/wordml" xmlns:wps="http://schemas.microsoft.com/office/word/2010/wordprocessingShape" mc:Ignorable="w14 w15 w16se w16cid w16 w16cex w16sdtdh w16sdtfl w16du wp14">
   <w:p>
     <w:pPr>
       <w:pBdr>
@@ -11584,7 +11627,7 @@
 </file>
 
 <file path=word/header3.xml><?xml version="1.0" encoding="utf-8"?>
-<w:hdr xmlns:wpc="http://schemas.microsoft.com/office/word/2010/wordprocessingCanvas" xmlns:cx="http://schemas.microsoft.com/office/drawing/2014/chartex" xmlns:cx1="http://schemas.microsoft.com/office/drawing/2015/9/8/chartex" xmlns:cx2="http://schemas.microsoft.com/office/drawing/2015/10/21/chartex" xmlns:cx3="http://schemas.microsoft.com/office/drawing/2016/5/9/chartex" xmlns:cx4="http://schemas.microsoft.com/office/drawing/2016/5/10/chartex" xmlns:cx5="http://schemas.microsoft.com/office/drawing/2016/5/11/chartex" xmlns:cx6="http://schemas.microsoft.com/office/drawing/2016/5/12/chartex" xmlns:cx7="http://schemas.microsoft.com/office/drawing/2016/5/13/chartex" xmlns:cx8="http://schemas.microsoft.com/office/drawing/2016/5/14/chartex" xmlns:mc="http://schemas.openxmlformats.org/markup-compatibility/2006" xmlns:aink="http://schemas.microsoft.com/office/drawing/2016/ink" xmlns:am3d="http://schemas.microsoft.com/office/drawing/2017/model3d" xmlns:o="urn:schemas-microsoft-com:office:office" xmlns:r="http://schemas.openxmlformats.org/officeDocument/2006/relationships" xmlns:m="http://schemas.openxmlformats.org/officeDocument/2006/math" xmlns:v="urn:schemas-microsoft-com:vml" xmlns:wp14="http://schemas.microsoft.com/office/word/2010/wordprocessingDrawing" xmlns:wp="http://schemas.openxmlformats.org/drawingml/2006/wordprocessingDrawing" xmlns:w10="urn:schemas-microsoft-com:office:word" xmlns:w="http://schemas.openxmlformats.org/wordprocessingml/2006/main" xmlns:w14="http://schemas.microsoft.com/office/word/2010/wordml" xmlns:w15="http://schemas.microsoft.com/office/word/2012/wordml" xmlns:w16cex="http://schemas.microsoft.com/office/word/2018/wordml/cex" xmlns:w16cid="http://schemas.microsoft.com/office/word/2016/wordml/cid" xmlns:w16="http://schemas.microsoft.com/office/word/2018/wordml" xmlns:w16se="http://schemas.microsoft.com/office/word/2015/wordml/symex" xmlns:wpg="http://schemas.microsoft.com/office/word/2010/wordprocessingGroup" xmlns:wpi="http://schemas.microsoft.com/office/word/2010/wordprocessingInk" xmlns:wne="http://schemas.microsoft.com/office/word/2006/wordml" xmlns:wps="http://schemas.microsoft.com/office/word/2010/wordprocessingShape" mc:Ignorable="w14 w15 w16se w16cid w16 w16cex wp14">
+<w:hdr xmlns:wpc="http://schemas.microsoft.com/office/word/2010/wordprocessingCanvas" xmlns:cx="http://schemas.microsoft.com/office/drawing/2014/chartex" xmlns:cx1="http://schemas.microsoft.com/office/drawing/2015/9/8/chartex" xmlns:cx2="http://schemas.microsoft.com/office/drawing/2015/10/21/chartex" xmlns:cx3="http://schemas.microsoft.com/office/drawing/2016/5/9/chartex" xmlns:cx4="http://schemas.microsoft.com/office/drawing/2016/5/10/chartex" xmlns:cx5="http://schemas.microsoft.com/office/drawing/2016/5/11/chartex" xmlns:cx6="http://schemas.microsoft.com/office/drawing/2016/5/12/chartex" xmlns:cx7="http://schemas.microsoft.com/office/drawing/2016/5/13/chartex" xmlns:cx8="http://schemas.microsoft.com/office/drawing/2016/5/14/chartex" xmlns:mc="http://schemas.openxmlformats.org/markup-compatibility/2006" xmlns:aink="http://schemas.microsoft.com/office/drawing/2016/ink" xmlns:am3d="http://schemas.microsoft.com/office/drawing/2017/model3d" xmlns:o="urn:schemas-microsoft-com:office:office" xmlns:oel="http://schemas.microsoft.com/office/2019/extlst" xmlns:r="http://schemas.openxmlformats.org/officeDocument/2006/relationships" xmlns:m="http://schemas.openxmlformats.org/officeDocument/2006/math" xmlns:v="urn:schemas-microsoft-com:vml" xmlns:wp14="http://schemas.microsoft.com/office/word/2010/wordprocessingDrawing" xmlns:wp="http://schemas.openxmlformats.org/drawingml/2006/wordprocessingDrawing" xmlns:w10="urn:schemas-microsoft-com:office:word" xmlns:w="http://schemas.openxmlformats.org/wordprocessingml/2006/main" xmlns:w14="http://schemas.microsoft.com/office/word/2010/wordml" xmlns:w15="http://schemas.microsoft.com/office/word/2012/wordml" xmlns:w16cex="http://schemas.microsoft.com/office/word/2018/wordml/cex" xmlns:w16cid="http://schemas.microsoft.com/office/word/2016/wordml/cid" xmlns:w16="http://schemas.microsoft.com/office/word/2018/wordml" xmlns:w16du="http://schemas.microsoft.com/office/word/2023/wordml/word16du" xmlns:w16sdtdh="http://schemas.microsoft.com/office/word/2020/wordml/sdtdatahash" xmlns:w16sdtfl="http://schemas.microsoft.com/office/word/2024/wordml/sdtformatlock" xmlns:w16se="http://schemas.microsoft.com/office/word/2015/wordml/symex" xmlns:wpg="http://schemas.microsoft.com/office/word/2010/wordprocessingGroup" xmlns:wpi="http://schemas.microsoft.com/office/word/2010/wordprocessingInk" xmlns:wne="http://schemas.microsoft.com/office/word/2006/wordml" xmlns:wps="http://schemas.microsoft.com/office/word/2010/wordprocessingShape" mc:Ignorable="w14 w15 w16se w16cid w16 w16cex w16sdtdh w16sdtfl w16du wp14">
   <w:p>
     <w:pPr>
       <w:pStyle w:val="Header"/>
@@ -11595,7 +11638,7 @@
 </file>
 
 <file path=word/numbering.xml><?xml version="1.0" encoding="utf-8"?>
-<w:numbering xmlns:wpc="http://schemas.microsoft.com/office/word/2010/wordprocessingCanvas" xmlns:cx="http://schemas.microsoft.com/office/drawing/2014/chartex" xmlns:cx1="http://schemas.microsoft.com/office/drawing/2015/9/8/chartex" xmlns:cx2="http://schemas.microsoft.com/office/drawing/2015/10/21/chartex" xmlns:cx3="http://schemas.microsoft.com/office/drawing/2016/5/9/chartex" xmlns:cx4="http://schemas.microsoft.com/office/drawing/2016/5/10/chartex" xmlns:cx5="http://schemas.microsoft.com/office/drawing/2016/5/11/chartex" xmlns:cx6="http://schemas.microsoft.com/office/drawing/2016/5/12/chartex" xmlns:cx7="http://schemas.microsoft.com/office/drawing/2016/5/13/chartex" xmlns:cx8="http://schemas.microsoft.com/office/drawing/2016/5/14/chartex" xmlns:mc="http://schemas.openxmlformats.org/markup-compatibility/2006" xmlns:aink="http://schemas.microsoft.com/office/drawing/2016/ink" xmlns:am3d="http://schemas.microsoft.com/office/drawing/2017/model3d" xmlns:o="urn:schemas-microsoft-com:office:office" xmlns:r="http://schemas.openxmlformats.org/officeDocument/2006/relationships" xmlns:m="http://schemas.openxmlformats.org/officeDocument/2006/math" xmlns:v="urn:schemas-microsoft-com:vml" xmlns:wp14="http://schemas.microsoft.com/office/word/2010/wordprocessingDrawing" xmlns:wp="http://schemas.openxmlformats.org/drawingml/2006/wordprocessingDrawing" xmlns:w10="urn:schemas-microsoft-com:office:word" xmlns:w="http://schemas.openxmlformats.org/wordprocessingml/2006/main" xmlns:w14="http://schemas.microsoft.com/office/word/2010/wordml" xmlns:w15="http://schemas.microsoft.com/office/word/2012/wordml" xmlns:w16cex="http://schemas.microsoft.com/office/word/2018/wordml/cex" xmlns:w16cid="http://schemas.microsoft.com/office/word/2016/wordml/cid" xmlns:w16="http://schemas.microsoft.com/office/word/2018/wordml" xmlns:w16se="http://schemas.microsoft.com/office/word/2015/wordml/symex" xmlns:wpg="http://schemas.microsoft.com/office/word/2010/wordprocessingGroup" xmlns:wpi="http://schemas.microsoft.com/office/word/2010/wordprocessingInk" xmlns:wne="http://schemas.microsoft.com/office/word/2006/wordml" xmlns:wps="http://schemas.microsoft.com/office/word/2010/wordprocessingShape" mc:Ignorable="w14 w15 w16se w16cid w16 w16cex wp14">
+<w:numbering xmlns:wpc="http://schemas.microsoft.com/office/word/2010/wordprocessingCanvas" xmlns:cx="http://schemas.microsoft.com/office/drawing/2014/chartex" xmlns:cx1="http://schemas.microsoft.com/office/drawing/2015/9/8/chartex" xmlns:cx2="http://schemas.microsoft.com/office/drawing/2015/10/21/chartex" xmlns:cx3="http://schemas.microsoft.com/office/drawing/2016/5/9/chartex" xmlns:cx4="http://schemas.microsoft.com/office/drawing/2016/5/10/chartex" xmlns:cx5="http://schemas.microsoft.com/office/drawing/2016/5/11/chartex" xmlns:cx6="http://schemas.microsoft.com/office/drawing/2016/5/12/chartex" xmlns:cx7="http://schemas.microsoft.com/office/drawing/2016/5/13/chartex" xmlns:cx8="http://schemas.microsoft.com/office/drawing/2016/5/14/chartex" xmlns:mc="http://schemas.openxmlformats.org/markup-compatibility/2006" xmlns:aink="http://schemas.microsoft.com/office/drawing/2016/ink" xmlns:am3d="http://schemas.microsoft.com/office/drawing/2017/model3d" xmlns:o="urn:schemas-microsoft-com:office:office" xmlns:oel="http://schemas.microsoft.com/office/2019/extlst" xmlns:r="http://schemas.openxmlformats.org/officeDocument/2006/relationships" xmlns:m="http://schemas.openxmlformats.org/officeDocument/2006/math" xmlns:v="urn:schemas-microsoft-com:vml" xmlns:wp14="http://schemas.microsoft.com/office/word/2010/wordprocessingDrawing" xmlns:wp="http://schemas.openxmlformats.org/drawingml/2006/wordprocessingDrawing" xmlns:w10="urn:schemas-microsoft-com:office:word" xmlns:w="http://schemas.openxmlformats.org/wordprocessingml/2006/main" xmlns:w14="http://schemas.microsoft.com/office/word/2010/wordml" xmlns:w15="http://schemas.microsoft.com/office/word/2012/wordml" xmlns:w16cex="http://schemas.microsoft.com/office/word/2018/wordml/cex" xmlns:w16cid="http://schemas.microsoft.com/office/word/2016/wordml/cid" xmlns:w16="http://schemas.microsoft.com/office/word/2018/wordml" xmlns:w16du="http://schemas.microsoft.com/office/word/2023/wordml/word16du" xmlns:w16sdtdh="http://schemas.microsoft.com/office/word/2020/wordml/sdtdatahash" xmlns:w16sdtfl="http://schemas.microsoft.com/office/word/2024/wordml/sdtformatlock" xmlns:w16se="http://schemas.microsoft.com/office/word/2015/wordml/symex" xmlns:wpg="http://schemas.microsoft.com/office/word/2010/wordprocessingGroup" xmlns:wpi="http://schemas.microsoft.com/office/word/2010/wordprocessingInk" xmlns:wne="http://schemas.microsoft.com/office/word/2006/wordml" xmlns:wps="http://schemas.microsoft.com/office/word/2010/wordprocessingShape" mc:Ignorable="w14 w15 w16se w16cid w16 w16cex w16sdtdh w16sdtfl w16du wp14">
   <w:abstractNum w:abstractNumId="0" w15:restartNumberingAfterBreak="0">
     <w:nsid w:val="03917E7F"/>
     <w:multiLevelType w:val="hybridMultilevel"/>
@@ -12355,29 +12398,29 @@
       </w:rPr>
     </w:lvl>
   </w:abstractNum>
-  <w:num w:numId="1">
+  <w:num w:numId="1" w16cid:durableId="2066294227">
     <w:abstractNumId w:val="5"/>
   </w:num>
-  <w:num w:numId="2">
+  <w:num w:numId="2" w16cid:durableId="11155045">
     <w:abstractNumId w:val="0"/>
   </w:num>
-  <w:num w:numId="3">
+  <w:num w:numId="3" w16cid:durableId="266817338">
     <w:abstractNumId w:val="3"/>
   </w:num>
-  <w:num w:numId="4">
+  <w:num w:numId="4" w16cid:durableId="1463770600">
     <w:abstractNumId w:val="4"/>
   </w:num>
-  <w:num w:numId="5">
+  <w:num w:numId="5" w16cid:durableId="1851992179">
     <w:abstractNumId w:val="1"/>
   </w:num>
-  <w:num w:numId="6">
+  <w:num w:numId="6" w16cid:durableId="1187871906">
     <w:abstractNumId w:val="2"/>
   </w:num>
 </w:numbering>
 </file>
 
 <file path=word/styles.xml><?xml version="1.0" encoding="utf-8"?>
-<w:styles xmlns:mc="http://schemas.openxmlformats.org/markup-compatibility/2006" xmlns:r="http://schemas.openxmlformats.org/officeDocument/2006/relationships" xmlns:w="http://schemas.openxmlformats.org/wordprocessingml/2006/main" xmlns:w14="http://schemas.microsoft.com/office/word/2010/wordml" xmlns:w15="http://schemas.microsoft.com/office/word/2012/wordml" xmlns:w16cex="http://schemas.microsoft.com/office/word/2018/wordml/cex" xmlns:w16cid="http://schemas.microsoft.com/office/word/2016/wordml/cid" xmlns:w16="http://schemas.microsoft.com/office/word/2018/wordml" xmlns:w16se="http://schemas.microsoft.com/office/word/2015/wordml/symex" mc:Ignorable="w14 w15 w16se w16cid w16 w16cex">
+<w:styles xmlns:mc="http://schemas.openxmlformats.org/markup-compatibility/2006" xmlns:r="http://schemas.openxmlformats.org/officeDocument/2006/relationships" xmlns:w="http://schemas.openxmlformats.org/wordprocessingml/2006/main" xmlns:w14="http://schemas.microsoft.com/office/word/2010/wordml" xmlns:w15="http://schemas.microsoft.com/office/word/2012/wordml" xmlns:w16cex="http://schemas.microsoft.com/office/word/2018/wordml/cex" xmlns:w16cid="http://schemas.microsoft.com/office/word/2016/wordml/cid" xmlns:w16="http://schemas.microsoft.com/office/word/2018/wordml" xmlns:w16du="http://schemas.microsoft.com/office/word/2023/wordml/word16du" xmlns:w16sdtdh="http://schemas.microsoft.com/office/word/2020/wordml/sdtdatahash" xmlns:w16sdtfl="http://schemas.microsoft.com/office/word/2024/wordml/sdtformatlock" xmlns:w16se="http://schemas.microsoft.com/office/word/2015/wordml/symex" mc:Ignorable="w14 w15 w16se w16cid w16 w16cex w16sdtdh w16sdtfl w16du">
   <w:docDefaults>
     <w:rPrDefault>
       <w:rPr>
